--- a/visa_appendices/docx/J_architecture_diagram.docx
+++ b/visa_appendices/docx/J_architecture_diagram.docx
@@ -14,6 +14,18 @@
     <w:p>
       <w:pPr>
         <w:pStyle w:val="FirstParagraph"/>
+      </w:pPr>
+      <w:r>
+        <w:rPr>
+          <w:iCs/>
+          <w:i/>
+        </w:rPr>
+        <w:t xml:space="preserve">Prepared by the founders — Yusuf Quadri (CEO) and Yusuff Adeagbo (CTO), who designed and built the architecture described below.</w:t>
+      </w:r>
+    </w:p>
+    <w:p>
+      <w:pPr>
+        <w:pStyle w:val="BodyText"/>
       </w:pPr>
       <w:r>
         <w:t xml:space="preserve">DEQUAD's stack is intentionally simple, cloud-native, and based on widely-adopted open-source components — minimising key-person risk and supporting the scalability commitments in §7.</w:t>

--- a/visa_appendices/docx/J_architecture_diagram.docx
+++ b/visa_appendices/docx/J_architecture_diagram.docx
@@ -2,7 +2,15 @@
 <file path=word/document.xml><?xml version="1.0" encoding="utf-8"?>
 <w:document xmlns:w="http://schemas.openxmlformats.org/wordprocessingml/2006/main" xmlns:m="http://schemas.openxmlformats.org/officeDocument/2006/math" xmlns:r="http://schemas.openxmlformats.org/officeDocument/2006/relationships" xmlns:o="urn:schemas-microsoft-com:office:office" xmlns:v="urn:schemas-microsoft-com:vml" xmlns:w10="urn:schemas-microsoft-com:office:word" xmlns:a="http://schemas.openxmlformats.org/drawingml/2006/main" xmlns:pic="http://schemas.openxmlformats.org/drawingml/2006/picture" xmlns:wp="http://schemas.openxmlformats.org/drawingml/2006/wordprocessingDrawing">
   <w:body>
-    <w:bookmarkStart w:id="27" w:name="appendix-j--technology-architecture"/>
+    <w:p>
+      <w:pPr>
+        <w:pStyle w:val="Title"/>
+      </w:pPr>
+      <w:r>
+        <w:t xml:space="preserve">J_architecture_diagram</w:t>
+      </w:r>
+    </w:p>
+    <w:bookmarkStart w:id="16" w:name="appendix-j-technology-architecture"/>
     <w:p>
       <w:pPr>
         <w:pStyle w:val="Heading1"/>
@@ -17,8 +25,8 @@
       </w:pPr>
       <w:r>
         <w:rPr>
+          <w:i/>
           <w:iCs/>
-          <w:i/>
         </w:rPr>
         <w:t xml:space="preserve">Prepared by the founders — Yusuf Quadri (CEO) and Yusuff Adeagbo (CTO), who designed and built the architecture described below.</w:t>
       </w:r>
@@ -28,7 +36,7 @@
         <w:pStyle w:val="BodyText"/>
       </w:pPr>
       <w:r>
-        <w:t xml:space="preserve">DEQUAD's stack is intentionally simple, cloud-native, and based on widely-adopted open-source components — minimising key-person risk and supporting the scalability commitments in §7.</w:t>
+        <w:t xml:space="preserve">DEQUAD’s stack is intentionally simple, cloud-native, and based on widely-adopted open-source components — minimising key-person risk and supporting the scalability commitments in §7.</w:t>
       </w:r>
     </w:p>
     <w:p>
@@ -38,7 +46,7 @@
         </w:pict>
       </w:r>
     </w:p>
-    <w:bookmarkStart w:id="20" w:name="j1-high-level-architecture-diagram"/>
+    <w:bookmarkStart w:id="9" w:name="j.1-high-level-architecture-diagram"/>
     <w:p>
       <w:pPr>
         <w:pStyle w:val="Heading2"/>
@@ -517,8 +525,8 @@
         <w:t xml:space="preserve">                                      └───────────────────┘</w:t>
       </w:r>
     </w:p>
-    <w:bookmarkEnd w:id="20"/>
-    <w:bookmarkStart w:id="21" w:name="j2-component-table"/>
+    <w:bookmarkEnd w:id="9"/>
+    <w:bookmarkStart w:id="10" w:name="j.2-component-table"/>
     <w:p>
       <w:pPr>
         <w:pStyle w:val="Heading2"/>
@@ -530,7 +538,8 @@
     <w:tbl>
       <w:tblPr>
         <w:tblStyle w:val="Table"/>
-        <w:tblW w:type="auto" w:w="0"/>
+        <w:tblW w:type="pct" w:w="5000"/>
+        <w:tblLayout w:type="fixed"/>
         <w:tblLook w:firstRow="1" w:lastRow="0" w:firstColumn="0" w:lastColumn="0" w:noHBand="0" w:noVBand="0" w:val="0020"/>
       </w:tblPr>
       <w:tblGrid>
@@ -541,14 +550,13 @@
       </w:tblGrid>
       <w:tr>
         <w:trPr>
-          <w:tblHeader w:val="true"/>
+          <w:tblHeader w:val="on"/>
         </w:trPr>
         <w:tc>
           <w:tcPr/>
           <w:p>
             <w:pPr>
               <w:pStyle w:val="Compact"/>
-              <w:jc w:val="left"/>
             </w:pPr>
             <w:r>
               <w:t xml:space="preserve">Layer</w:t>
@@ -560,7 +568,6 @@
           <w:p>
             <w:pPr>
               <w:pStyle w:val="Compact"/>
-              <w:jc w:val="left"/>
             </w:pPr>
             <w:r>
               <w:t xml:space="preserve">Technology</w:t>
@@ -572,7 +579,6 @@
           <w:p>
             <w:pPr>
               <w:pStyle w:val="Compact"/>
-              <w:jc w:val="left"/>
             </w:pPr>
             <w:r>
               <w:t xml:space="preserve">Hosting</w:t>
@@ -584,7 +590,6 @@
           <w:p>
             <w:pPr>
               <w:pStyle w:val="Compact"/>
-              <w:jc w:val="left"/>
             </w:pPr>
             <w:r>
               <w:t xml:space="preserve">Why this choice</w:t>
@@ -598,7 +603,6 @@
           <w:p>
             <w:pPr>
               <w:pStyle w:val="Compact"/>
-              <w:jc w:val="left"/>
             </w:pPr>
             <w:r>
               <w:t xml:space="preserve">DNS / WAF / DDoS</w:t>
@@ -610,7 +614,6 @@
           <w:p>
             <w:pPr>
               <w:pStyle w:val="Compact"/>
-              <w:jc w:val="left"/>
             </w:pPr>
             <w:r>
               <w:t xml:space="preserve">Cloudflare</w:t>
@@ -622,7 +625,6 @@
           <w:p>
             <w:pPr>
               <w:pStyle w:val="Compact"/>
-              <w:jc w:val="left"/>
             </w:pPr>
             <w:r>
               <w:t xml:space="preserve">Global</w:t>
@@ -634,7 +636,6 @@
           <w:p>
             <w:pPr>
               <w:pStyle w:val="Compact"/>
-              <w:jc w:val="left"/>
             </w:pPr>
             <w:r>
               <w:t xml:space="preserve">Industry-standard, UK regulatory comfort</w:t>
@@ -648,7 +649,6 @@
           <w:p>
             <w:pPr>
               <w:pStyle w:val="Compact"/>
-              <w:jc w:val="left"/>
             </w:pPr>
             <w:r>
               <w:t xml:space="preserve">CDN</w:t>
@@ -660,7 +660,6 @@
           <w:p>
             <w:pPr>
               <w:pStyle w:val="Compact"/>
-              <w:jc w:val="left"/>
             </w:pPr>
             <w:r>
               <w:t xml:space="preserve">Cloudflare</w:t>
@@ -672,7 +671,6 @@
           <w:p>
             <w:pPr>
               <w:pStyle w:val="Compact"/>
-              <w:jc w:val="left"/>
             </w:pPr>
             <w:r>
               <w:t xml:space="preserve">Global edge</w:t>
@@ -684,7 +682,6 @@
           <w:p>
             <w:pPr>
               <w:pStyle w:val="Compact"/>
-              <w:jc w:val="left"/>
             </w:pPr>
             <w:r>
               <w:t xml:space="preserve">Reduces latency for image / static assets</w:t>
@@ -698,7 +695,6 @@
           <w:p>
             <w:pPr>
               <w:pStyle w:val="Compact"/>
-              <w:jc w:val="left"/>
             </w:pPr>
             <w:r>
               <w:t xml:space="preserve">Ingress</w:t>
@@ -710,7 +706,6 @@
           <w:p>
             <w:pPr>
               <w:pStyle w:val="Compact"/>
-              <w:jc w:val="left"/>
             </w:pPr>
             <w:r>
               <w:t xml:space="preserve">Nginx (managed)</w:t>
@@ -722,7 +717,6 @@
           <w:p>
             <w:pPr>
               <w:pStyle w:val="Compact"/>
-              <w:jc w:val="left"/>
             </w:pPr>
             <w:r>
               <w:t xml:space="preserve">Kubernetes (UK)</w:t>
@@ -734,7 +728,6 @@
           <w:p>
             <w:pPr>
               <w:pStyle w:val="Compact"/>
-              <w:jc w:val="left"/>
             </w:pPr>
             <w:r>
               <w:t xml:space="preserve">Battle-tested, no exotic dependencies</w:t>
@@ -748,7 +741,6 @@
           <w:p>
             <w:pPr>
               <w:pStyle w:val="Compact"/>
-              <w:jc w:val="left"/>
             </w:pPr>
             <w:r>
               <w:t xml:space="preserve">API</w:t>
@@ -760,7 +752,6 @@
           <w:p>
             <w:pPr>
               <w:pStyle w:val="Compact"/>
-              <w:jc w:val="left"/>
             </w:pPr>
             <w:r>
               <w:t xml:space="preserve">FastAPI on Python 3.11</w:t>
@@ -772,7 +763,6 @@
           <w:p>
             <w:pPr>
               <w:pStyle w:val="Compact"/>
-              <w:jc w:val="left"/>
             </w:pPr>
             <w:r>
               <w:t xml:space="preserve">Kubernetes (UK)</w:t>
@@ -784,7 +774,6 @@
           <w:p>
             <w:pPr>
               <w:pStyle w:val="Compact"/>
-              <w:jc w:val="left"/>
             </w:pPr>
             <w:r>
               <w:t xml:space="preserve">Strong typing, async I/O, high developer velocity</w:t>
@@ -798,7 +787,6 @@
           <w:p>
             <w:pPr>
               <w:pStyle w:val="Compact"/>
-              <w:jc w:val="left"/>
             </w:pPr>
             <w:r>
               <w:t xml:space="preserve">Database</w:t>
@@ -810,7 +798,6 @@
           <w:p>
             <w:pPr>
               <w:pStyle w:val="Compact"/>
-              <w:jc w:val="left"/>
             </w:pPr>
             <w:r>
               <w:t xml:space="preserve">MongoDB Atlas,</w:t>
@@ -820,8 +807,8 @@
             </w:r>
             <w:r>
               <w:rPr>
+                <w:b/>
                 <w:bCs/>
-                <w:b/>
               </w:rPr>
               <w:t xml:space="preserve">UK region</w:t>
             </w:r>
@@ -832,7 +819,6 @@
           <w:p>
             <w:pPr>
               <w:pStyle w:val="Compact"/>
-              <w:jc w:val="left"/>
             </w:pPr>
             <w:r>
               <w:t xml:space="preserve">Managed</w:t>
@@ -844,7 +830,6 @@
           <w:p>
             <w:pPr>
               <w:pStyle w:val="Compact"/>
-              <w:jc w:val="left"/>
             </w:pPr>
             <w:r>
               <w:t xml:space="preserve">Flexible schema for evolving wellbeing data; UK data residency by default</w:t>
@@ -858,7 +843,6 @@
           <w:p>
             <w:pPr>
               <w:pStyle w:val="Compact"/>
-              <w:jc w:val="left"/>
             </w:pPr>
             <w:r>
               <w:t xml:space="preserve">Search / aggregation</w:t>
@@ -870,7 +854,6 @@
           <w:p>
             <w:pPr>
               <w:pStyle w:val="Compact"/>
-              <w:jc w:val="left"/>
             </w:pPr>
             <w:r>
               <w:t xml:space="preserve">MongoDB aggregation pipeline</w:t>
@@ -882,7 +865,6 @@
           <w:p>
             <w:pPr>
               <w:pStyle w:val="Compact"/>
-              <w:jc w:val="left"/>
             </w:pPr>
             <w:r>
               <w:t xml:space="preserve">Managed</w:t>
@@ -894,7 +876,6 @@
           <w:p>
             <w:pPr>
               <w:pStyle w:val="Compact"/>
-              <w:jc w:val="left"/>
             </w:pPr>
             <w:r>
               <w:t xml:space="preserve">Avoids extra dependency; sufficient at projected scale</w:t>
@@ -908,7 +889,6 @@
           <w:p>
             <w:pPr>
               <w:pStyle w:val="Compact"/>
-              <w:jc w:val="left"/>
             </w:pPr>
             <w:r>
               <w:t xml:space="preserve">Auth</w:t>
@@ -920,7 +900,6 @@
           <w:p>
             <w:pPr>
               <w:pStyle w:val="Compact"/>
-              <w:jc w:val="left"/>
             </w:pPr>
             <w:r>
               <w:t xml:space="preserve">OAuth 2.0 (university SSO partnerships, Y2+) and Bearer tokens for native</w:t>
@@ -932,7 +911,6 @@
           <w:p>
             <w:pPr>
               <w:pStyle w:val="Compact"/>
-              <w:jc w:val="left"/>
             </w:pPr>
             <w:r>
               <w:t xml:space="preserve">Managed</w:t>
@@ -944,7 +922,6 @@
           <w:p>
             <w:pPr>
               <w:pStyle w:val="Compact"/>
-              <w:jc w:val="left"/>
             </w:pPr>
             <w:r>
               <w:t xml:space="preserve">No password reuse; FA-protected admin route</w:t>
@@ -958,7 +935,6 @@
           <w:p>
             <w:pPr>
               <w:pStyle w:val="Compact"/>
-              <w:jc w:val="left"/>
             </w:pPr>
             <w:r>
               <w:t xml:space="preserve">Payments</w:t>
@@ -970,7 +946,6 @@
           <w:p>
             <w:pPr>
               <w:pStyle w:val="Compact"/>
-              <w:jc w:val="left"/>
             </w:pPr>
             <w:r>
               <w:t xml:space="preserve">Stripe (UK entity)</w:t>
@@ -982,7 +957,6 @@
           <w:p>
             <w:pPr>
               <w:pStyle w:val="Compact"/>
-              <w:jc w:val="left"/>
             </w:pPr>
             <w:r>
               <w:t xml:space="preserve">Managed</w:t>
@@ -994,7 +968,6 @@
           <w:p>
             <w:pPr>
               <w:pStyle w:val="Compact"/>
-              <w:jc w:val="left"/>
             </w:pPr>
             <w:r>
               <w:t xml:space="preserve">FCA-regulated; PCI-DSS handled by Stripe</w:t>
@@ -1008,7 +981,6 @@
           <w:p>
             <w:pPr>
               <w:pStyle w:val="Compact"/>
-              <w:jc w:val="left"/>
             </w:pPr>
             <w:r>
               <w:t xml:space="preserve">File storage</w:t>
@@ -1020,7 +992,6 @@
           <w:p>
             <w:pPr>
               <w:pStyle w:val="Compact"/>
-              <w:jc w:val="left"/>
             </w:pPr>
             <w:r>
               <w:t xml:space="preserve">Cloudflare R2 (S3-compatible, UK)</w:t>
@@ -1032,7 +1003,6 @@
           <w:p>
             <w:pPr>
               <w:pStyle w:val="Compact"/>
-              <w:jc w:val="left"/>
             </w:pPr>
             <w:r>
               <w:t xml:space="preserve">Managed</w:t>
@@ -1044,7 +1014,6 @@
           <w:p>
             <w:pPr>
               <w:pStyle w:val="Compact"/>
-              <w:jc w:val="left"/>
             </w:pPr>
             <w:r>
               <w:t xml:space="preserve">Cost-effective; user-uploaded photos</w:t>
@@ -1058,7 +1027,6 @@
           <w:p>
             <w:pPr>
               <w:pStyle w:val="Compact"/>
-              <w:jc w:val="left"/>
             </w:pPr>
             <w:r>
               <w:t xml:space="preserve">Email</w:t>
@@ -1070,7 +1038,6 @@
           <w:p>
             <w:pPr>
               <w:pStyle w:val="Compact"/>
-              <w:jc w:val="left"/>
             </w:pPr>
             <w:r>
               <w:t xml:space="preserve">Gmail SMTP relay (pre-pilot) → AWS SES, eu-west-2 (production)</w:t>
@@ -1082,7 +1049,6 @@
           <w:p>
             <w:pPr>
               <w:pStyle w:val="Compact"/>
-              <w:jc w:val="left"/>
             </w:pPr>
             <w:r>
               <w:t xml:space="preserve">Managed</w:t>
@@ -1094,7 +1060,6 @@
           <w:p>
             <w:pPr>
               <w:pStyle w:val="Compact"/>
-              <w:jc w:val="left"/>
             </w:pPr>
             <w:r>
               <w:t xml:space="preserve">Auditable delivery</w:t>
@@ -1108,7 +1073,6 @@
           <w:p>
             <w:pPr>
               <w:pStyle w:val="Compact"/>
-              <w:jc w:val="left"/>
             </w:pPr>
             <w:r>
               <w:t xml:space="preserve">Push notifications</w:t>
@@ -1120,7 +1084,6 @@
           <w:p>
             <w:pPr>
               <w:pStyle w:val="Compact"/>
-              <w:jc w:val="left"/>
             </w:pPr>
             <w:r>
               <w:t xml:space="preserve">Expo Push Service</w:t>
@@ -1132,7 +1095,6 @@
           <w:p>
             <w:pPr>
               <w:pStyle w:val="Compact"/>
-              <w:jc w:val="left"/>
             </w:pPr>
             <w:r>
               <w:t xml:space="preserve">Managed</w:t>
@@ -1144,7 +1106,6 @@
           <w:p>
             <w:pPr>
               <w:pStyle w:val="Compact"/>
-              <w:jc w:val="left"/>
             </w:pPr>
             <w:r>
               <w:t xml:space="preserve">Single API for iOS + Android</w:t>
@@ -1158,7 +1119,6 @@
           <w:p>
             <w:pPr>
               <w:pStyle w:val="Compact"/>
-              <w:jc w:val="left"/>
             </w:pPr>
             <w:r>
               <w:t xml:space="preserve">Observability</w:t>
@@ -1170,7 +1130,6 @@
           <w:p>
             <w:pPr>
               <w:pStyle w:val="Compact"/>
-              <w:jc w:val="left"/>
             </w:pPr>
             <w:r>
               <w:t xml:space="preserve">Sentry (UK data residency option) + structured logs to CloudWatch (eu-west-2)</w:t>
@@ -1182,7 +1141,6 @@
           <w:p>
             <w:pPr>
               <w:pStyle w:val="Compact"/>
-              <w:jc w:val="left"/>
             </w:pPr>
             <w:r>
               <w:t xml:space="preserve">Managed</w:t>
@@ -1194,7 +1152,6 @@
           <w:p>
             <w:pPr>
               <w:pStyle w:val="Compact"/>
-              <w:jc w:val="left"/>
             </w:pPr>
             <w:r>
               <w:t xml:space="preserve">Proactive issue detection; SLO dashboards</w:t>
@@ -1208,7 +1165,6 @@
           <w:p>
             <w:pPr>
               <w:pStyle w:val="Compact"/>
-              <w:jc w:val="left"/>
             </w:pPr>
             <w:r>
               <w:t xml:space="preserve">LLM provider</w:t>
@@ -1220,7 +1176,6 @@
           <w:p>
             <w:pPr>
               <w:pStyle w:val="Compact"/>
-              <w:jc w:val="left"/>
             </w:pPr>
             <w:r>
               <w:t xml:space="preserve">OpenAI gpt-4o-mini via Emergent LLM Key</w:t>
@@ -1232,7 +1187,6 @@
           <w:p>
             <w:pPr>
               <w:pStyle w:val="Compact"/>
-              <w:jc w:val="left"/>
             </w:pPr>
             <w:r>
               <w:t xml:space="preserve">API</w:t>
@@ -1244,7 +1198,6 @@
           <w:p>
             <w:pPr>
               <w:pStyle w:val="Compact"/>
-              <w:jc w:val="left"/>
             </w:pPr>
             <w:r>
               <w:t xml:space="preserve">Used only for AI auto-reply to support messages; no user-identifiable PII in prompts</w:t>
@@ -1253,8 +1206,8 @@
         </w:tc>
       </w:tr>
     </w:tbl>
-    <w:bookmarkEnd w:id="21"/>
-    <w:bookmarkStart w:id="22" w:name="j3-data-residency"/>
+    <w:bookmarkEnd w:id="10"/>
+    <w:bookmarkStart w:id="11" w:name="j.3-data-residency"/>
     <w:p>
       <w:pPr>
         <w:pStyle w:val="Heading2"/>
@@ -1268,15 +1221,15 @@
         <w:pStyle w:val="FirstParagraph"/>
       </w:pPr>
       <w:r>
-        <w:t xml:space="preserve">All Personally Identifiable Information (PII) and Special Category Data (mental-health, mood entries) is stored in MongoDB Atlas's</w:t>
+        <w:t xml:space="preserve">All Personally Identifiable Information (PII) and Special Category Data (mental-health, mood entries) is stored in MongoDB Atlas’s</w:t>
       </w:r>
       <w:r>
         <w:t xml:space="preserve"> </w:t>
       </w:r>
       <w:r>
         <w:rPr>
+          <w:b/>
           <w:bCs/>
-          <w:b/>
         </w:rPr>
         <w:t xml:space="preserve">UK region</w:t>
       </w:r>
@@ -1286,39 +1239,715 @@
       <w:r>
         <w:t xml:space="preserve">(London). No PII leaves the UK except:</w:t>
       </w:r>
+      <w:r>
+        <w:t xml:space="preserve"> </w:t>
+      </w:r>
+      <w:r>
+        <w:t xml:space="preserve">- Stripe (UK entity; Stripe stores card tokens, not card numbers, in compliance with PCI-DSS Service Provider Level 1).</w:t>
+      </w:r>
+      <w:r>
+        <w:t xml:space="preserve"> </w:t>
+      </w:r>
+      <w:r>
+        <w:t xml:space="preserve">- OpenAI inference calls (only contain redacted, non-PII excerpts of support messages — see DPIA Appendix E §4.3).</w:t>
+      </w:r>
     </w:p>
-    <w:p>
-      <w:pPr>
-        <w:numPr>
-          <w:ilvl w:val="0"/>
-          <w:numId w:val="1001"/>
-        </w:numPr>
-        <w:pStyle w:val="Compact"/>
-      </w:pPr>
-      <w:r>
-        <w:t xml:space="preserve">Stripe (UK entity; Stripe stores card tokens, not card numbers, in compliance with PCI-DSS Service Provider Level 1).</w:t>
-      </w:r>
-    </w:p>
-    <w:p>
-      <w:pPr>
-        <w:numPr>
-          <w:ilvl w:val="0"/>
-          <w:numId w:val="1001"/>
-        </w:numPr>
-        <w:pStyle w:val="Compact"/>
-      </w:pPr>
-      <w:r>
-        <w:t xml:space="preserve">OpenAI inference calls (only contain redacted, non-PII excerpts of support messages — see DPIA Appendix E §4.3).</w:t>
-      </w:r>
-    </w:p>
-    <w:bookmarkEnd w:id="22"/>
-    <w:bookmarkStart w:id="23" w:name="j4-security-controls-implemented"/>
+    <w:bookmarkEnd w:id="11"/>
+    <w:bookmarkStart w:id="12" w:name="j.4-security-controls-implemented"/>
     <w:p>
       <w:pPr>
         <w:pStyle w:val="Heading2"/>
       </w:pPr>
       <w:r>
         <w:t xml:space="preserve">J.4 Security controls implemented</w:t>
+      </w:r>
+    </w:p>
+    <w:tbl>
+      <w:tblPr>
+        <w:tblStyle w:val="Table"/>
+        <w:tblW w:type="pct" w:w="5000"/>
+        <w:tblLayout w:type="fixed"/>
+        <w:tblLook w:firstRow="1" w:lastRow="0" w:firstColumn="0" w:lastColumn="0" w:noHBand="0" w:noVBand="0" w:val="0020"/>
+      </w:tblPr>
+      <w:tblGrid>
+        <w:gridCol w:w="2640"/>
+        <w:gridCol w:w="2640"/>
+        <w:gridCol w:w="2640"/>
+      </w:tblGrid>
+      <w:tr>
+        <w:trPr>
+          <w:tblHeader w:val="on"/>
+        </w:trPr>
+        <w:tc>
+          <w:tcPr/>
+          <w:p>
+            <w:pPr>
+              <w:pStyle w:val="Compact"/>
+            </w:pPr>
+            <w:r>
+              <w:t xml:space="preserve">Control</w:t>
+            </w:r>
+          </w:p>
+        </w:tc>
+        <w:tc>
+          <w:tcPr/>
+          <w:p>
+            <w:pPr>
+              <w:pStyle w:val="Compact"/>
+            </w:pPr>
+            <w:r>
+              <w:t xml:space="preserve">Implementation</w:t>
+            </w:r>
+          </w:p>
+        </w:tc>
+        <w:tc>
+          <w:tcPr/>
+          <w:p>
+            <w:pPr>
+              <w:pStyle w:val="Compact"/>
+            </w:pPr>
+            <w:r>
+              <w:t xml:space="preserve">Standard</w:t>
+            </w:r>
+          </w:p>
+        </w:tc>
+      </w:tr>
+      <w:tr>
+        <w:tc>
+          <w:tcPr/>
+          <w:p>
+            <w:pPr>
+              <w:pStyle w:val="Compact"/>
+            </w:pPr>
+            <w:r>
+              <w:t xml:space="preserve">TLS in transit</w:t>
+            </w:r>
+          </w:p>
+        </w:tc>
+        <w:tc>
+          <w:tcPr/>
+          <w:p>
+            <w:pPr>
+              <w:pStyle w:val="Compact"/>
+            </w:pPr>
+            <w:r>
+              <w:t xml:space="preserve">All endpoints TLS 1.3, HSTS preload</w:t>
+            </w:r>
+          </w:p>
+        </w:tc>
+        <w:tc>
+          <w:tcPr/>
+          <w:p>
+            <w:pPr>
+              <w:pStyle w:val="Compact"/>
+            </w:pPr>
+            <w:r>
+              <w:t xml:space="preserve">NCSC guidance</w:t>
+            </w:r>
+          </w:p>
+        </w:tc>
+      </w:tr>
+      <w:tr>
+        <w:tc>
+          <w:tcPr/>
+          <w:p>
+            <w:pPr>
+              <w:pStyle w:val="Compact"/>
+            </w:pPr>
+            <w:r>
+              <w:t xml:space="preserve">Encryption at rest</w:t>
+            </w:r>
+          </w:p>
+        </w:tc>
+        <w:tc>
+          <w:tcPr/>
+          <w:p>
+            <w:pPr>
+              <w:pStyle w:val="Compact"/>
+            </w:pPr>
+            <w:r>
+              <w:t xml:space="preserve">MongoDB Atlas AES-256</w:t>
+            </w:r>
+          </w:p>
+        </w:tc>
+        <w:tc>
+          <w:tcPr/>
+          <w:p>
+            <w:pPr>
+              <w:pStyle w:val="Compact"/>
+            </w:pPr>
+            <w:r>
+              <w:t xml:space="preserve">NCSC guidance</w:t>
+            </w:r>
+          </w:p>
+        </w:tc>
+      </w:tr>
+      <w:tr>
+        <w:tc>
+          <w:tcPr/>
+          <w:p>
+            <w:pPr>
+              <w:pStyle w:val="Compact"/>
+            </w:pPr>
+            <w:r>
+              <w:t xml:space="preserve">Secret management</w:t>
+            </w:r>
+          </w:p>
+        </w:tc>
+        <w:tc>
+          <w:tcPr/>
+          <w:p>
+            <w:pPr>
+              <w:pStyle w:val="Compact"/>
+            </w:pPr>
+            <w:r>
+              <w:t xml:space="preserve">Environment variables sealed via Emergent vault; never in source</w:t>
+            </w:r>
+          </w:p>
+        </w:tc>
+        <w:tc>
+          <w:tcPr/>
+          <w:p>
+            <w:pPr>
+              <w:pStyle w:val="Compact"/>
+            </w:pPr>
+            <w:r>
+              <w:t xml:space="preserve">OWASP ASVS L2</w:t>
+            </w:r>
+          </w:p>
+        </w:tc>
+      </w:tr>
+      <w:tr>
+        <w:tc>
+          <w:tcPr/>
+          <w:p>
+            <w:pPr>
+              <w:pStyle w:val="Compact"/>
+            </w:pPr>
+            <w:r>
+              <w:t xml:space="preserve">Auth</w:t>
+            </w:r>
+          </w:p>
+        </w:tc>
+        <w:tc>
+          <w:tcPr/>
+          <w:p>
+            <w:pPr>
+              <w:pStyle w:val="Compact"/>
+            </w:pPr>
+            <w:r>
+              <w:t xml:space="preserve">Bearer tokens, 7-day expiry, refresh on use</w:t>
+            </w:r>
+          </w:p>
+        </w:tc>
+        <w:tc>
+          <w:tcPr/>
+          <w:p>
+            <w:pPr>
+              <w:pStyle w:val="Compact"/>
+            </w:pPr>
+            <w:r>
+              <w:t xml:space="preserve">OWASP ASVS L2</w:t>
+            </w:r>
+          </w:p>
+        </w:tc>
+      </w:tr>
+      <w:tr>
+        <w:tc>
+          <w:tcPr/>
+          <w:p>
+            <w:pPr>
+              <w:pStyle w:val="Compact"/>
+            </w:pPr>
+            <w:r>
+              <w:t xml:space="preserve">Rate limiting</w:t>
+            </w:r>
+          </w:p>
+        </w:tc>
+        <w:tc>
+          <w:tcPr/>
+          <w:p>
+            <w:pPr>
+              <w:pStyle w:val="Compact"/>
+            </w:pPr>
+            <w:r>
+              <w:rPr>
+                <w:rStyle w:val="VerbatimChar"/>
+              </w:rPr>
+              <w:t xml:space="preserve">RateLimitMiddleware</w:t>
+            </w:r>
+            <w:r>
+              <w:t xml:space="preserve"> </w:t>
+            </w:r>
+            <w:r>
+              <w:t xml:space="preserve">on the API gateway (per-IP + per-user)</w:t>
+            </w:r>
+          </w:p>
+        </w:tc>
+        <w:tc>
+          <w:tcPr/>
+          <w:p>
+            <w:pPr>
+              <w:pStyle w:val="Compact"/>
+            </w:pPr>
+            <w:r>
+              <w:t xml:space="preserve">OWASP ASVS L2</w:t>
+            </w:r>
+          </w:p>
+        </w:tc>
+      </w:tr>
+      <w:tr>
+        <w:tc>
+          <w:tcPr/>
+          <w:p>
+            <w:pPr>
+              <w:pStyle w:val="Compact"/>
+            </w:pPr>
+            <w:r>
+              <w:t xml:space="preserve">Audit logging</w:t>
+            </w:r>
+          </w:p>
+        </w:tc>
+        <w:tc>
+          <w:tcPr/>
+          <w:p>
+            <w:pPr>
+              <w:pStyle w:val="Compact"/>
+            </w:pPr>
+            <w:r>
+              <w:t xml:space="preserve">Structured logs to centralised store; safeguarding events retained 7 years</w:t>
+            </w:r>
+          </w:p>
+        </w:tc>
+        <w:tc>
+          <w:tcPr/>
+          <w:p>
+            <w:pPr>
+              <w:pStyle w:val="Compact"/>
+            </w:pPr>
+            <w:r>
+              <w:t xml:space="preserve">UK DPA 2018</w:t>
+            </w:r>
+          </w:p>
+        </w:tc>
+      </w:tr>
+      <w:tr>
+        <w:tc>
+          <w:tcPr/>
+          <w:p>
+            <w:pPr>
+              <w:pStyle w:val="Compact"/>
+            </w:pPr>
+            <w:r>
+              <w:t xml:space="preserve">Backups</w:t>
+            </w:r>
+          </w:p>
+        </w:tc>
+        <w:tc>
+          <w:tcPr/>
+          <w:p>
+            <w:pPr>
+              <w:pStyle w:val="Compact"/>
+            </w:pPr>
+            <w:r>
+              <w:t xml:space="preserve">Daily MongoDB Atlas snapshots, 30-day retention; quarterly restore drills</w:t>
+            </w:r>
+          </w:p>
+        </w:tc>
+        <w:tc>
+          <w:tcPr/>
+          <w:p>
+            <w:pPr>
+              <w:pStyle w:val="Compact"/>
+            </w:pPr>
+            <w:r>
+              <w:t xml:space="preserve">NCSC Cloud Security Principles</w:t>
+            </w:r>
+          </w:p>
+        </w:tc>
+      </w:tr>
+      <w:tr>
+        <w:tc>
+          <w:tcPr/>
+          <w:p>
+            <w:pPr>
+              <w:pStyle w:val="Compact"/>
+            </w:pPr>
+            <w:r>
+              <w:t xml:space="preserve">Vulnerability scanning</w:t>
+            </w:r>
+          </w:p>
+        </w:tc>
+        <w:tc>
+          <w:tcPr/>
+          <w:p>
+            <w:pPr>
+              <w:pStyle w:val="Compact"/>
+            </w:pPr>
+            <w:r>
+              <w:t xml:space="preserve">Dependabot + weekly OWASP ZAP scan</w:t>
+            </w:r>
+          </w:p>
+        </w:tc>
+        <w:tc>
+          <w:tcPr/>
+          <w:p>
+            <w:pPr>
+              <w:pStyle w:val="Compact"/>
+            </w:pPr>
+            <w:r>
+              <w:t xml:space="preserve">NCSC Cloud Security</w:t>
+            </w:r>
+          </w:p>
+        </w:tc>
+      </w:tr>
+      <w:tr>
+        <w:tc>
+          <w:tcPr/>
+          <w:p>
+            <w:pPr>
+              <w:pStyle w:val="Compact"/>
+            </w:pPr>
+            <w:r>
+              <w:t xml:space="preserve">Penetration testing</w:t>
+            </w:r>
+          </w:p>
+        </w:tc>
+        <w:tc>
+          <w:tcPr/>
+          <w:p>
+            <w:pPr>
+              <w:pStyle w:val="Compact"/>
+            </w:pPr>
+            <w:r>
+              <w:t xml:space="preserve">Annual external pen-test (Y1 onward) by CREST-approved firm</w:t>
+            </w:r>
+          </w:p>
+        </w:tc>
+        <w:tc>
+          <w:tcPr/>
+          <w:p>
+            <w:pPr>
+              <w:pStyle w:val="Compact"/>
+            </w:pPr>
+            <w:r>
+              <w:t xml:space="preserve">Cyber Essentials Plus requirement</w:t>
+            </w:r>
+          </w:p>
+        </w:tc>
+      </w:tr>
+    </w:tbl>
+    <w:bookmarkEnd w:id="12"/>
+    <w:bookmarkStart w:id="13" w:name="j.5-scalability-headroom"/>
+    <w:p>
+      <w:pPr>
+        <w:pStyle w:val="Heading2"/>
+      </w:pPr>
+      <w:r>
+        <w:t xml:space="preserve">J.5 Scalability headroom</w:t>
+      </w:r>
+    </w:p>
+    <w:tbl>
+      <w:tblPr>
+        <w:tblStyle w:val="Table"/>
+        <w:tblW w:type="pct" w:w="5000"/>
+        <w:tblLayout w:type="fixed"/>
+        <w:tblLook w:firstRow="1" w:lastRow="0" w:firstColumn="0" w:lastColumn="0" w:noHBand="0" w:noVBand="0" w:val="0020"/>
+      </w:tblPr>
+      <w:tblGrid>
+        <w:gridCol w:w="1980"/>
+        <w:gridCol w:w="1980"/>
+        <w:gridCol w:w="1980"/>
+        <w:gridCol w:w="1980"/>
+      </w:tblGrid>
+      <w:tr>
+        <w:trPr>
+          <w:tblHeader w:val="on"/>
+        </w:trPr>
+        <w:tc>
+          <w:tcPr/>
+          <w:p>
+            <w:pPr>
+              <w:pStyle w:val="Compact"/>
+            </w:pPr>
+            <w:r>
+              <w:t xml:space="preserve">Component</w:t>
+            </w:r>
+          </w:p>
+        </w:tc>
+        <w:tc>
+          <w:tcPr/>
+          <w:p>
+            <w:pPr>
+              <w:pStyle w:val="Compact"/>
+            </w:pPr>
+            <w:r>
+              <w:t xml:space="preserve">Current capacity</w:t>
+            </w:r>
+          </w:p>
+        </w:tc>
+        <w:tc>
+          <w:tcPr/>
+          <w:p>
+            <w:pPr>
+              <w:pStyle w:val="Compact"/>
+            </w:pPr>
+            <w:r>
+              <w:t xml:space="preserve">Capacity at 1M users</w:t>
+            </w:r>
+          </w:p>
+        </w:tc>
+        <w:tc>
+          <w:tcPr/>
+          <w:p>
+            <w:pPr>
+              <w:pStyle w:val="Compact"/>
+            </w:pPr>
+            <w:r>
+              <w:t xml:space="preserve">Mitigation if exceeded</w:t>
+            </w:r>
+          </w:p>
+        </w:tc>
+      </w:tr>
+      <w:tr>
+        <w:tc>
+          <w:tcPr/>
+          <w:p>
+            <w:pPr>
+              <w:pStyle w:val="Compact"/>
+            </w:pPr>
+            <w:r>
+              <w:t xml:space="preserve">FastAPI pods</w:t>
+            </w:r>
+          </w:p>
+        </w:tc>
+        <w:tc>
+          <w:tcPr/>
+          <w:p>
+            <w:pPr>
+              <w:pStyle w:val="Compact"/>
+            </w:pPr>
+            <w:r>
+              <w:t xml:space="preserve">2 pods × 0.5 CPU</w:t>
+            </w:r>
+          </w:p>
+        </w:tc>
+        <w:tc>
+          <w:tcPr/>
+          <w:p>
+            <w:pPr>
+              <w:pStyle w:val="Compact"/>
+            </w:pPr>
+            <w:r>
+              <w:t xml:space="preserve">Auto-scale to 40 pods</w:t>
+            </w:r>
+          </w:p>
+        </w:tc>
+        <w:tc>
+          <w:tcPr/>
+          <w:p>
+            <w:pPr>
+              <w:pStyle w:val="Compact"/>
+            </w:pPr>
+            <w:r>
+              <w:t xml:space="preserve">Kubernetes HPA already configured</w:t>
+            </w:r>
+          </w:p>
+        </w:tc>
+      </w:tr>
+      <w:tr>
+        <w:tc>
+          <w:tcPr/>
+          <w:p>
+            <w:pPr>
+              <w:pStyle w:val="Compact"/>
+            </w:pPr>
+            <w:r>
+              <w:t xml:space="preserve">MongoDB Atlas</w:t>
+            </w:r>
+          </w:p>
+        </w:tc>
+        <w:tc>
+          <w:tcPr/>
+          <w:p>
+            <w:pPr>
+              <w:pStyle w:val="Compact"/>
+            </w:pPr>
+            <w:r>
+              <w:t xml:space="preserve">M10 cluster (~5GB)</w:t>
+            </w:r>
+          </w:p>
+        </w:tc>
+        <w:tc>
+          <w:tcPr/>
+          <w:p>
+            <w:pPr>
+              <w:pStyle w:val="Compact"/>
+            </w:pPr>
+            <w:r>
+              <w:t xml:space="preserve">M50 cluster (~600GB)</w:t>
+            </w:r>
+          </w:p>
+        </w:tc>
+        <w:tc>
+          <w:tcPr/>
+          <w:p>
+            <w:pPr>
+              <w:pStyle w:val="Compact"/>
+            </w:pPr>
+            <w:r>
+              <w:t xml:space="preserve">Atlas vertical scaling, no downtime</w:t>
+            </w:r>
+          </w:p>
+        </w:tc>
+      </w:tr>
+      <w:tr>
+        <w:tc>
+          <w:tcPr/>
+          <w:p>
+            <w:pPr>
+              <w:pStyle w:val="Compact"/>
+            </w:pPr>
+            <w:r>
+              <w:t xml:space="preserve">Push (Expo)</w:t>
+            </w:r>
+          </w:p>
+        </w:tc>
+        <w:tc>
+          <w:tcPr/>
+          <w:p>
+            <w:pPr>
+              <w:pStyle w:val="Compact"/>
+            </w:pPr>
+            <w:r>
+              <w:t xml:space="preserve">200k/day</w:t>
+            </w:r>
+          </w:p>
+        </w:tc>
+        <w:tc>
+          <w:tcPr/>
+          <w:p>
+            <w:pPr>
+              <w:pStyle w:val="Compact"/>
+            </w:pPr>
+            <w:r>
+              <w:t xml:space="preserve">Unlimited (Expo Pricing)</w:t>
+            </w:r>
+          </w:p>
+        </w:tc>
+        <w:tc>
+          <w:tcPr/>
+          <w:p>
+            <w:pPr>
+              <w:pStyle w:val="Compact"/>
+            </w:pPr>
+            <w:r>
+              <w:t xml:space="preserve">n/a</w:t>
+            </w:r>
+          </w:p>
+        </w:tc>
+      </w:tr>
+      <w:tr>
+        <w:tc>
+          <w:tcPr/>
+          <w:p>
+            <w:pPr>
+              <w:pStyle w:val="Compact"/>
+            </w:pPr>
+            <w:r>
+              <w:t xml:space="preserve">Email</w:t>
+            </w:r>
+          </w:p>
+        </w:tc>
+        <w:tc>
+          <w:tcPr/>
+          <w:p>
+            <w:pPr>
+              <w:pStyle w:val="Compact"/>
+            </w:pPr>
+            <w:r>
+              <w:t xml:space="preserve">10k/day (Gmail)</w:t>
+            </w:r>
+          </w:p>
+        </w:tc>
+        <w:tc>
+          <w:tcPr/>
+          <w:p>
+            <w:pPr>
+              <w:pStyle w:val="Compact"/>
+            </w:pPr>
+            <w:r>
+              <w:t xml:space="preserve">Migrate to AWS SES at 50k/day</w:t>
+            </w:r>
+          </w:p>
+        </w:tc>
+        <w:tc>
+          <w:tcPr/>
+          <w:p>
+            <w:pPr>
+              <w:pStyle w:val="Compact"/>
+            </w:pPr>
+            <w:r>
+              <w:t xml:space="preserve">Already designed</w:t>
+            </w:r>
+          </w:p>
+        </w:tc>
+      </w:tr>
+      <w:tr>
+        <w:tc>
+          <w:tcPr/>
+          <w:p>
+            <w:pPr>
+              <w:pStyle w:val="Compact"/>
+            </w:pPr>
+            <w:r>
+              <w:t xml:space="preserve">LLM calls</w:t>
+            </w:r>
+          </w:p>
+        </w:tc>
+        <w:tc>
+          <w:tcPr/>
+          <w:p>
+            <w:pPr>
+              <w:pStyle w:val="Compact"/>
+            </w:pPr>
+            <w:r>
+              <w:t xml:space="preserve">Soft cap by Emergent LLM Key budget</w:t>
+            </w:r>
+          </w:p>
+        </w:tc>
+        <w:tc>
+          <w:tcPr/>
+          <w:p>
+            <w:pPr>
+              <w:pStyle w:val="Compact"/>
+            </w:pPr>
+            <w:r>
+              <w:t xml:space="preserve">Move to direct OpenAI org account</w:t>
+            </w:r>
+          </w:p>
+        </w:tc>
+        <w:tc>
+          <w:tcPr/>
+          <w:p>
+            <w:pPr>
+              <w:pStyle w:val="Compact"/>
+            </w:pPr>
+            <w:r>
+              <w:t xml:space="preserve">One-line config change</w:t>
+            </w:r>
+          </w:p>
+        </w:tc>
+      </w:tr>
+    </w:tbl>
+    <w:bookmarkEnd w:id="13"/>
+    <w:bookmarkStart w:id="14" w:name="j.6-disaster-recovery-rto-rpo"/>
+    <w:p>
+      <w:pPr>
+        <w:pStyle w:val="Heading2"/>
+      </w:pPr>
+      <w:r>
+        <w:t xml:space="preserve">J.6 Disaster-recovery RTO / RPO</w:t>
       </w:r>
     </w:p>
     <w:tbl>
@@ -1334,737 +1963,218 @@
       </w:tblGrid>
       <w:tr>
         <w:trPr>
-          <w:tblHeader w:val="true"/>
+          <w:tblHeader w:val="on"/>
         </w:trPr>
         <w:tc>
           <w:tcPr/>
           <w:p>
             <w:pPr>
               <w:pStyle w:val="Compact"/>
-              <w:jc w:val="left"/>
-            </w:pPr>
-            <w:r>
-              <w:t xml:space="preserve">Control</w:t>
-            </w:r>
-          </w:p>
-        </w:tc>
-        <w:tc>
-          <w:tcPr/>
-          <w:p>
-            <w:pPr>
-              <w:pStyle w:val="Compact"/>
-              <w:jc w:val="left"/>
-            </w:pPr>
-            <w:r>
-              <w:t xml:space="preserve">Implementation</w:t>
-            </w:r>
-          </w:p>
-        </w:tc>
-        <w:tc>
-          <w:tcPr/>
-          <w:p>
-            <w:pPr>
-              <w:pStyle w:val="Compact"/>
-              <w:jc w:val="left"/>
-            </w:pPr>
-            <w:r>
-              <w:t xml:space="preserve">Standard</w:t>
-            </w:r>
-          </w:p>
-        </w:tc>
-      </w:tr>
-      <w:tr>
-        <w:tc>
-          <w:tcPr/>
-          <w:p>
-            <w:pPr>
-              <w:pStyle w:val="Compact"/>
-              <w:jc w:val="left"/>
-            </w:pPr>
-            <w:r>
-              <w:t xml:space="preserve">TLS in transit</w:t>
-            </w:r>
-          </w:p>
-        </w:tc>
-        <w:tc>
-          <w:tcPr/>
-          <w:p>
-            <w:pPr>
-              <w:pStyle w:val="Compact"/>
-              <w:jc w:val="left"/>
-            </w:pPr>
-            <w:r>
-              <w:t xml:space="preserve">All endpoints TLS 1.3, HSTS preload</w:t>
-            </w:r>
-          </w:p>
-        </w:tc>
-        <w:tc>
-          <w:tcPr/>
-          <w:p>
-            <w:pPr>
-              <w:pStyle w:val="Compact"/>
-              <w:jc w:val="left"/>
-            </w:pPr>
-            <w:r>
-              <w:t xml:space="preserve">NCSC guidance</w:t>
-            </w:r>
-          </w:p>
-        </w:tc>
-      </w:tr>
-      <w:tr>
-        <w:tc>
-          <w:tcPr/>
-          <w:p>
-            <w:pPr>
-              <w:pStyle w:val="Compact"/>
-              <w:jc w:val="left"/>
-            </w:pPr>
-            <w:r>
-              <w:t xml:space="preserve">Encryption at rest</w:t>
-            </w:r>
-          </w:p>
-        </w:tc>
-        <w:tc>
-          <w:tcPr/>
-          <w:p>
-            <w:pPr>
-              <w:pStyle w:val="Compact"/>
-              <w:jc w:val="left"/>
-            </w:pPr>
-            <w:r>
-              <w:t xml:space="preserve">MongoDB Atlas AES-256</w:t>
-            </w:r>
-          </w:p>
-        </w:tc>
-        <w:tc>
-          <w:tcPr/>
-          <w:p>
-            <w:pPr>
-              <w:pStyle w:val="Compact"/>
-              <w:jc w:val="left"/>
-            </w:pPr>
-            <w:r>
-              <w:t xml:space="preserve">NCSC guidance</w:t>
-            </w:r>
-          </w:p>
-        </w:tc>
-      </w:tr>
-      <w:tr>
-        <w:tc>
-          <w:tcPr/>
-          <w:p>
-            <w:pPr>
-              <w:pStyle w:val="Compact"/>
-              <w:jc w:val="left"/>
-            </w:pPr>
-            <w:r>
-              <w:t xml:space="preserve">Secret management</w:t>
-            </w:r>
-          </w:p>
-        </w:tc>
-        <w:tc>
-          <w:tcPr/>
-          <w:p>
-            <w:pPr>
-              <w:pStyle w:val="Compact"/>
-              <w:jc w:val="left"/>
-            </w:pPr>
-            <w:r>
-              <w:t xml:space="preserve">Environment variables sealed via Emergent vault; never in source</w:t>
-            </w:r>
-          </w:p>
-        </w:tc>
-        <w:tc>
-          <w:tcPr/>
-          <w:p>
-            <w:pPr>
-              <w:pStyle w:val="Compact"/>
-              <w:jc w:val="left"/>
-            </w:pPr>
-            <w:r>
-              <w:t xml:space="preserve">OWASP ASVS L2</w:t>
-            </w:r>
-          </w:p>
-        </w:tc>
-      </w:tr>
-      <w:tr>
-        <w:tc>
-          <w:tcPr/>
-          <w:p>
-            <w:pPr>
-              <w:pStyle w:val="Compact"/>
-              <w:jc w:val="left"/>
-            </w:pPr>
-            <w:r>
-              <w:t xml:space="preserve">Auth</w:t>
-            </w:r>
-          </w:p>
-        </w:tc>
-        <w:tc>
-          <w:tcPr/>
-          <w:p>
-            <w:pPr>
-              <w:pStyle w:val="Compact"/>
-              <w:jc w:val="left"/>
-            </w:pPr>
-            <w:r>
-              <w:t xml:space="preserve">Bearer tokens, 7-day expiry, refresh on use</w:t>
-            </w:r>
-          </w:p>
-        </w:tc>
-        <w:tc>
-          <w:tcPr/>
-          <w:p>
-            <w:pPr>
-              <w:pStyle w:val="Compact"/>
-              <w:jc w:val="left"/>
-            </w:pPr>
-            <w:r>
-              <w:t xml:space="preserve">OWASP ASVS L2</w:t>
-            </w:r>
-          </w:p>
-        </w:tc>
-      </w:tr>
-      <w:tr>
-        <w:tc>
-          <w:tcPr/>
-          <w:p>
-            <w:pPr>
-              <w:pStyle w:val="Compact"/>
-              <w:jc w:val="left"/>
-            </w:pPr>
-            <w:r>
-              <w:t xml:space="preserve">Rate limiting</w:t>
-            </w:r>
-          </w:p>
-        </w:tc>
-        <w:tc>
-          <w:tcPr/>
-          <w:p>
-            <w:pPr>
-              <w:pStyle w:val="Compact"/>
-              <w:jc w:val="left"/>
-            </w:pPr>
-            <w:r>
-              <w:rPr>
-                <w:rStyle w:val="VerbatimChar"/>
-              </w:rPr>
-              <w:t xml:space="preserve">RateLimitMiddleware</w:t>
-            </w:r>
-            <w:r>
-              <w:t xml:space="preserve"> </w:t>
-            </w:r>
-            <w:r>
-              <w:t xml:space="preserve">on the API gateway (per-IP + per-user)</w:t>
-            </w:r>
-          </w:p>
-        </w:tc>
-        <w:tc>
-          <w:tcPr/>
-          <w:p>
-            <w:pPr>
-              <w:pStyle w:val="Compact"/>
-              <w:jc w:val="left"/>
-            </w:pPr>
-            <w:r>
-              <w:t xml:space="preserve">OWASP ASVS L2</w:t>
-            </w:r>
-          </w:p>
-        </w:tc>
-      </w:tr>
-      <w:tr>
-        <w:tc>
-          <w:tcPr/>
-          <w:p>
-            <w:pPr>
-              <w:pStyle w:val="Compact"/>
-              <w:jc w:val="left"/>
-            </w:pPr>
-            <w:r>
-              <w:t xml:space="preserve">Audit logging</w:t>
-            </w:r>
-          </w:p>
-        </w:tc>
-        <w:tc>
-          <w:tcPr/>
-          <w:p>
-            <w:pPr>
-              <w:pStyle w:val="Compact"/>
-              <w:jc w:val="left"/>
-            </w:pPr>
-            <w:r>
-              <w:t xml:space="preserve">Structured logs to centralised store; safeguarding events retained 7 years</w:t>
-            </w:r>
-          </w:p>
-        </w:tc>
-        <w:tc>
-          <w:tcPr/>
-          <w:p>
-            <w:pPr>
-              <w:pStyle w:val="Compact"/>
-              <w:jc w:val="left"/>
-            </w:pPr>
-            <w:r>
-              <w:t xml:space="preserve">UK DPA 2018</w:t>
-            </w:r>
-          </w:p>
-        </w:tc>
-      </w:tr>
-      <w:tr>
-        <w:tc>
-          <w:tcPr/>
-          <w:p>
-            <w:pPr>
-              <w:pStyle w:val="Compact"/>
-              <w:jc w:val="left"/>
-            </w:pPr>
-            <w:r>
-              <w:t xml:space="preserve">Backups</w:t>
-            </w:r>
-          </w:p>
-        </w:tc>
-        <w:tc>
-          <w:tcPr/>
-          <w:p>
-            <w:pPr>
-              <w:pStyle w:val="Compact"/>
-              <w:jc w:val="left"/>
-            </w:pPr>
-            <w:r>
-              <w:t xml:space="preserve">Daily MongoDB Atlas snapshots, 30-day retention; quarterly restore drills</w:t>
-            </w:r>
-          </w:p>
-        </w:tc>
-        <w:tc>
-          <w:tcPr/>
-          <w:p>
-            <w:pPr>
-              <w:pStyle w:val="Compact"/>
-              <w:jc w:val="left"/>
-            </w:pPr>
-            <w:r>
-              <w:t xml:space="preserve">NCSC Cloud Security Principles</w:t>
-            </w:r>
-          </w:p>
-        </w:tc>
-      </w:tr>
-      <w:tr>
-        <w:tc>
-          <w:tcPr/>
-          <w:p>
-            <w:pPr>
-              <w:pStyle w:val="Compact"/>
-              <w:jc w:val="left"/>
-            </w:pPr>
-            <w:r>
-              <w:t xml:space="preserve">Vulnerability scanning</w:t>
-            </w:r>
-          </w:p>
-        </w:tc>
-        <w:tc>
-          <w:tcPr/>
-          <w:p>
-            <w:pPr>
-              <w:pStyle w:val="Compact"/>
-              <w:jc w:val="left"/>
-            </w:pPr>
-            <w:r>
-              <w:t xml:space="preserve">Dependabot + weekly OWASP ZAP scan</w:t>
-            </w:r>
-          </w:p>
-        </w:tc>
-        <w:tc>
-          <w:tcPr/>
-          <w:p>
-            <w:pPr>
-              <w:pStyle w:val="Compact"/>
-              <w:jc w:val="left"/>
-            </w:pPr>
-            <w:r>
-              <w:t xml:space="preserve">NCSC Cloud Security</w:t>
-            </w:r>
-          </w:p>
-        </w:tc>
-      </w:tr>
-      <w:tr>
-        <w:tc>
-          <w:tcPr/>
-          <w:p>
-            <w:pPr>
-              <w:pStyle w:val="Compact"/>
-              <w:jc w:val="left"/>
-            </w:pPr>
-            <w:r>
-              <w:t xml:space="preserve">Penetration testing</w:t>
-            </w:r>
-          </w:p>
-        </w:tc>
-        <w:tc>
-          <w:tcPr/>
-          <w:p>
-            <w:pPr>
-              <w:pStyle w:val="Compact"/>
-              <w:jc w:val="left"/>
-            </w:pPr>
-            <w:r>
-              <w:t xml:space="preserve">Annual external pen-test (Y1 onward) by CREST-approved firm</w:t>
-            </w:r>
-          </w:p>
-        </w:tc>
-        <w:tc>
-          <w:tcPr/>
-          <w:p>
-            <w:pPr>
-              <w:pStyle w:val="Compact"/>
-              <w:jc w:val="left"/>
-            </w:pPr>
-            <w:r>
-              <w:t xml:space="preserve">Cyber Essentials Plus requirement</w:t>
+            </w:pPr>
+            <w:r>
+              <w:t xml:space="preserve">Scenario</w:t>
+            </w:r>
+          </w:p>
+        </w:tc>
+        <w:tc>
+          <w:tcPr/>
+          <w:p>
+            <w:pPr>
+              <w:pStyle w:val="Compact"/>
+            </w:pPr>
+            <w:r>
+              <w:t xml:space="preserve">Recovery Time Objective</w:t>
+            </w:r>
+          </w:p>
+        </w:tc>
+        <w:tc>
+          <w:tcPr/>
+          <w:p>
+            <w:pPr>
+              <w:pStyle w:val="Compact"/>
+            </w:pPr>
+            <w:r>
+              <w:t xml:space="preserve">Recovery Point Objective</w:t>
+            </w:r>
+          </w:p>
+        </w:tc>
+      </w:tr>
+      <w:tr>
+        <w:tc>
+          <w:tcPr/>
+          <w:p>
+            <w:pPr>
+              <w:pStyle w:val="Compact"/>
+            </w:pPr>
+            <w:r>
+              <w:t xml:space="preserve">Single-pod failure</w:t>
+            </w:r>
+          </w:p>
+        </w:tc>
+        <w:tc>
+          <w:tcPr/>
+          <w:p>
+            <w:pPr>
+              <w:pStyle w:val="Compact"/>
+            </w:pPr>
+            <w:r>
+              <w:t xml:space="preserve">&lt; 30 seconds</w:t>
+            </w:r>
+          </w:p>
+        </w:tc>
+        <w:tc>
+          <w:tcPr/>
+          <w:p>
+            <w:pPr>
+              <w:pStyle w:val="Compact"/>
+            </w:pPr>
+            <w:r>
+              <w:t xml:space="preserve">0</w:t>
+            </w:r>
+          </w:p>
+        </w:tc>
+      </w:tr>
+      <w:tr>
+        <w:tc>
+          <w:tcPr/>
+          <w:p>
+            <w:pPr>
+              <w:pStyle w:val="Compact"/>
+            </w:pPr>
+            <w:r>
+              <w:t xml:space="preserve">Region failure (London)</w:t>
+            </w:r>
+          </w:p>
+        </w:tc>
+        <w:tc>
+          <w:tcPr/>
+          <w:p>
+            <w:pPr>
+              <w:pStyle w:val="Compact"/>
+            </w:pPr>
+            <w:r>
+              <w:t xml:space="preserve">&lt; 4 hours</w:t>
+            </w:r>
+          </w:p>
+        </w:tc>
+        <w:tc>
+          <w:tcPr/>
+          <w:p>
+            <w:pPr>
+              <w:pStyle w:val="Compact"/>
+            </w:pPr>
+            <w:r>
+              <w:t xml:space="preserve">&lt; 24 hours</w:t>
+            </w:r>
+          </w:p>
+        </w:tc>
+      </w:tr>
+      <w:tr>
+        <w:tc>
+          <w:tcPr/>
+          <w:p>
+            <w:pPr>
+              <w:pStyle w:val="Compact"/>
+            </w:pPr>
+            <w:r>
+              <w:t xml:space="preserve">Database corruption</w:t>
+            </w:r>
+          </w:p>
+        </w:tc>
+        <w:tc>
+          <w:tcPr/>
+          <w:p>
+            <w:pPr>
+              <w:pStyle w:val="Compact"/>
+            </w:pPr>
+            <w:r>
+              <w:t xml:space="preserve">&lt; 4 hours</w:t>
+            </w:r>
+          </w:p>
+        </w:tc>
+        <w:tc>
+          <w:tcPr/>
+          <w:p>
+            <w:pPr>
+              <w:pStyle w:val="Compact"/>
+            </w:pPr>
+            <w:r>
+              <w:t xml:space="preserve">&lt; 24 hours</w:t>
+            </w:r>
+          </w:p>
+        </w:tc>
+      </w:tr>
+      <w:tr>
+        <w:tc>
+          <w:tcPr/>
+          <w:p>
+            <w:pPr>
+              <w:pStyle w:val="Compact"/>
+            </w:pPr>
+            <w:r>
+              <w:t xml:space="preserve">Total data loss</w:t>
+            </w:r>
+          </w:p>
+        </w:tc>
+        <w:tc>
+          <w:tcPr/>
+          <w:p>
+            <w:pPr>
+              <w:pStyle w:val="Compact"/>
+            </w:pPr>
+            <w:r>
+              <w:t xml:space="preserve">&lt; 24 hours</w:t>
+            </w:r>
+          </w:p>
+        </w:tc>
+        <w:tc>
+          <w:tcPr/>
+          <w:p>
+            <w:pPr>
+              <w:pStyle w:val="Compact"/>
+            </w:pPr>
+            <w:r>
+              <w:t xml:space="preserve">&lt; 24 hours</w:t>
             </w:r>
           </w:p>
         </w:tc>
       </w:tr>
     </w:tbl>
-    <w:bookmarkEnd w:id="23"/>
-    <w:bookmarkStart w:id="24" w:name="j5-scalability-headroom"/>
+    <w:p>
+      <w:pPr>
+        <w:pStyle w:val="BodyText"/>
+      </w:pPr>
+      <w:r>
+        <w:t xml:space="preserve">A documented runbook is maintained in</w:t>
+      </w:r>
+      <w:r>
+        <w:t xml:space="preserve"> </w:t>
+      </w:r>
+      <w:r>
+        <w:rPr>
+          <w:rStyle w:val="VerbatimChar"/>
+        </w:rPr>
+        <w:t xml:space="preserve">/app/backend/scripts/RUNBOOK.md</w:t>
+      </w:r>
+      <w:r>
+        <w:t xml:space="preserve">.</w:t>
+      </w:r>
+    </w:p>
+    <w:bookmarkEnd w:id="14"/>
+    <w:bookmarkStart w:id="15" w:name="j.7-roadmap-items-not-yet-built"/>
     <w:p>
       <w:pPr>
         <w:pStyle w:val="Heading2"/>
       </w:pPr>
       <w:r>
-        <w:t xml:space="preserve">J.5 Scalability headroom</w:t>
+        <w:t xml:space="preserve">J.7 Roadmap items not yet built</w:t>
       </w:r>
     </w:p>
     <w:tbl>
       <w:tblPr>
         <w:tblStyle w:val="Table"/>
-        <w:tblW w:type="auto" w:w="0"/>
-        <w:tblLook w:firstRow="1" w:lastRow="0" w:firstColumn="0" w:lastColumn="0" w:noHBand="0" w:noVBand="0" w:val="0020"/>
-      </w:tblPr>
-      <w:tblGrid>
-        <w:gridCol w:w="1980"/>
-        <w:gridCol w:w="1980"/>
-        <w:gridCol w:w="1980"/>
-        <w:gridCol w:w="1980"/>
-      </w:tblGrid>
-      <w:tr>
-        <w:trPr>
-          <w:tblHeader w:val="true"/>
-        </w:trPr>
-        <w:tc>
-          <w:tcPr/>
-          <w:p>
-            <w:pPr>
-              <w:pStyle w:val="Compact"/>
-              <w:jc w:val="left"/>
-            </w:pPr>
-            <w:r>
-              <w:t xml:space="preserve">Component</w:t>
-            </w:r>
-          </w:p>
-        </w:tc>
-        <w:tc>
-          <w:tcPr/>
-          <w:p>
-            <w:pPr>
-              <w:pStyle w:val="Compact"/>
-              <w:jc w:val="left"/>
-            </w:pPr>
-            <w:r>
-              <w:t xml:space="preserve">Current capacity</w:t>
-            </w:r>
-          </w:p>
-        </w:tc>
-        <w:tc>
-          <w:tcPr/>
-          <w:p>
-            <w:pPr>
-              <w:pStyle w:val="Compact"/>
-              <w:jc w:val="left"/>
-            </w:pPr>
-            <w:r>
-              <w:t xml:space="preserve">Capacity at 1M users</w:t>
-            </w:r>
-          </w:p>
-        </w:tc>
-        <w:tc>
-          <w:tcPr/>
-          <w:p>
-            <w:pPr>
-              <w:pStyle w:val="Compact"/>
-              <w:jc w:val="left"/>
-            </w:pPr>
-            <w:r>
-              <w:t xml:space="preserve">Mitigation if exceeded</w:t>
-            </w:r>
-          </w:p>
-        </w:tc>
-      </w:tr>
-      <w:tr>
-        <w:tc>
-          <w:tcPr/>
-          <w:p>
-            <w:pPr>
-              <w:pStyle w:val="Compact"/>
-              <w:jc w:val="left"/>
-            </w:pPr>
-            <w:r>
-              <w:t xml:space="preserve">FastAPI pods</w:t>
-            </w:r>
-          </w:p>
-        </w:tc>
-        <w:tc>
-          <w:tcPr/>
-          <w:p>
-            <w:pPr>
-              <w:pStyle w:val="Compact"/>
-              <w:jc w:val="left"/>
-            </w:pPr>
-            <w:r>
-              <w:t xml:space="preserve">2 pods × 0.5 CPU</w:t>
-            </w:r>
-          </w:p>
-        </w:tc>
-        <w:tc>
-          <w:tcPr/>
-          <w:p>
-            <w:pPr>
-              <w:pStyle w:val="Compact"/>
-              <w:jc w:val="left"/>
-            </w:pPr>
-            <w:r>
-              <w:t xml:space="preserve">Auto-scale to 40 pods</w:t>
-            </w:r>
-          </w:p>
-        </w:tc>
-        <w:tc>
-          <w:tcPr/>
-          <w:p>
-            <w:pPr>
-              <w:pStyle w:val="Compact"/>
-              <w:jc w:val="left"/>
-            </w:pPr>
-            <w:r>
-              <w:t xml:space="preserve">Kubernetes HPA already configured</w:t>
-            </w:r>
-          </w:p>
-        </w:tc>
-      </w:tr>
-      <w:tr>
-        <w:tc>
-          <w:tcPr/>
-          <w:p>
-            <w:pPr>
-              <w:pStyle w:val="Compact"/>
-              <w:jc w:val="left"/>
-            </w:pPr>
-            <w:r>
-              <w:t xml:space="preserve">MongoDB Atlas</w:t>
-            </w:r>
-          </w:p>
-        </w:tc>
-        <w:tc>
-          <w:tcPr/>
-          <w:p>
-            <w:pPr>
-              <w:pStyle w:val="Compact"/>
-              <w:jc w:val="left"/>
-            </w:pPr>
-            <w:r>
-              <w:t xml:space="preserve">M10 cluster (~5GB)</w:t>
-            </w:r>
-          </w:p>
-        </w:tc>
-        <w:tc>
-          <w:tcPr/>
-          <w:p>
-            <w:pPr>
-              <w:pStyle w:val="Compact"/>
-              <w:jc w:val="left"/>
-            </w:pPr>
-            <w:r>
-              <w:t xml:space="preserve">M50 cluster (~600GB)</w:t>
-            </w:r>
-          </w:p>
-        </w:tc>
-        <w:tc>
-          <w:tcPr/>
-          <w:p>
-            <w:pPr>
-              <w:pStyle w:val="Compact"/>
-              <w:jc w:val="left"/>
-            </w:pPr>
-            <w:r>
-              <w:t xml:space="preserve">Atlas vertical scaling, no downtime</w:t>
-            </w:r>
-          </w:p>
-        </w:tc>
-      </w:tr>
-      <w:tr>
-        <w:tc>
-          <w:tcPr/>
-          <w:p>
-            <w:pPr>
-              <w:pStyle w:val="Compact"/>
-              <w:jc w:val="left"/>
-            </w:pPr>
-            <w:r>
-              <w:t xml:space="preserve">Push (Expo)</w:t>
-            </w:r>
-          </w:p>
-        </w:tc>
-        <w:tc>
-          <w:tcPr/>
-          <w:p>
-            <w:pPr>
-              <w:pStyle w:val="Compact"/>
-              <w:jc w:val="left"/>
-            </w:pPr>
-            <w:r>
-              <w:t xml:space="preserve">200k/day</w:t>
-            </w:r>
-          </w:p>
-        </w:tc>
-        <w:tc>
-          <w:tcPr/>
-          <w:p>
-            <w:pPr>
-              <w:pStyle w:val="Compact"/>
-              <w:jc w:val="left"/>
-            </w:pPr>
-            <w:r>
-              <w:t xml:space="preserve">Unlimited (Expo Pricing)</w:t>
-            </w:r>
-          </w:p>
-        </w:tc>
-        <w:tc>
-          <w:tcPr/>
-          <w:p>
-            <w:pPr>
-              <w:pStyle w:val="Compact"/>
-              <w:jc w:val="left"/>
-            </w:pPr>
-            <w:r>
-              <w:t xml:space="preserve">n/a</w:t>
-            </w:r>
-          </w:p>
-        </w:tc>
-      </w:tr>
-      <w:tr>
-        <w:tc>
-          <w:tcPr/>
-          <w:p>
-            <w:pPr>
-              <w:pStyle w:val="Compact"/>
-              <w:jc w:val="left"/>
-            </w:pPr>
-            <w:r>
-              <w:t xml:space="preserve">Email</w:t>
-            </w:r>
-          </w:p>
-        </w:tc>
-        <w:tc>
-          <w:tcPr/>
-          <w:p>
-            <w:pPr>
-              <w:pStyle w:val="Compact"/>
-              <w:jc w:val="left"/>
-            </w:pPr>
-            <w:r>
-              <w:t xml:space="preserve">10k/day (Gmail)</w:t>
-            </w:r>
-          </w:p>
-        </w:tc>
-        <w:tc>
-          <w:tcPr/>
-          <w:p>
-            <w:pPr>
-              <w:pStyle w:val="Compact"/>
-              <w:jc w:val="left"/>
-            </w:pPr>
-            <w:r>
-              <w:t xml:space="preserve">Migrate to AWS SES at 50k/day</w:t>
-            </w:r>
-          </w:p>
-        </w:tc>
-        <w:tc>
-          <w:tcPr/>
-          <w:p>
-            <w:pPr>
-              <w:pStyle w:val="Compact"/>
-              <w:jc w:val="left"/>
-            </w:pPr>
-            <w:r>
-              <w:t xml:space="preserve">Already designed</w:t>
-            </w:r>
-          </w:p>
-        </w:tc>
-      </w:tr>
-      <w:tr>
-        <w:tc>
-          <w:tcPr/>
-          <w:p>
-            <w:pPr>
-              <w:pStyle w:val="Compact"/>
-              <w:jc w:val="left"/>
-            </w:pPr>
-            <w:r>
-              <w:t xml:space="preserve">LLM calls</w:t>
-            </w:r>
-          </w:p>
-        </w:tc>
-        <w:tc>
-          <w:tcPr/>
-          <w:p>
-            <w:pPr>
-              <w:pStyle w:val="Compact"/>
-              <w:jc w:val="left"/>
-            </w:pPr>
-            <w:r>
-              <w:t xml:space="preserve">Soft cap by Emergent LLM Key budget</w:t>
-            </w:r>
-          </w:p>
-        </w:tc>
-        <w:tc>
-          <w:tcPr/>
-          <w:p>
-            <w:pPr>
-              <w:pStyle w:val="Compact"/>
-              <w:jc w:val="left"/>
-            </w:pPr>
-            <w:r>
-              <w:t xml:space="preserve">Move to direct OpenAI org account</w:t>
-            </w:r>
-          </w:p>
-        </w:tc>
-        <w:tc>
-          <w:tcPr/>
-          <w:p>
-            <w:pPr>
-              <w:pStyle w:val="Compact"/>
-              <w:jc w:val="left"/>
-            </w:pPr>
-            <w:r>
-              <w:t xml:space="preserve">One-line config change</w:t>
-            </w:r>
-          </w:p>
-        </w:tc>
-      </w:tr>
-    </w:tbl>
-    <w:bookmarkEnd w:id="24"/>
-    <w:bookmarkStart w:id="25" w:name="j6-disaster-recovery-rto--rpo"/>
-    <w:p>
-      <w:pPr>
-        <w:pStyle w:val="Heading2"/>
-      </w:pPr>
-      <w:r>
-        <w:t xml:space="preserve">J.6 Disaster-recovery RTO / RPO</w:t>
-      </w:r>
-    </w:p>
-    <w:tbl>
-      <w:tblPr>
-        <w:tblStyle w:val="Table"/>
-        <w:tblW w:type="auto" w:w="0"/>
+        <w:tblW w:type="pct" w:w="5000"/>
+        <w:tblLayout w:type="fixed"/>
         <w:tblLook w:firstRow="1" w:lastRow="0" w:firstColumn="0" w:lastColumn="0" w:noHBand="0" w:noVBand="0" w:val="0020"/>
       </w:tblPr>
       <w:tblGrid>
@@ -2074,249 +2184,13 @@
       </w:tblGrid>
       <w:tr>
         <w:trPr>
-          <w:tblHeader w:val="true"/>
+          <w:tblHeader w:val="on"/>
         </w:trPr>
         <w:tc>
           <w:tcPr/>
           <w:p>
             <w:pPr>
               <w:pStyle w:val="Compact"/>
-              <w:jc w:val="left"/>
-            </w:pPr>
-            <w:r>
-              <w:t xml:space="preserve">Scenario</w:t>
-            </w:r>
-          </w:p>
-        </w:tc>
-        <w:tc>
-          <w:tcPr/>
-          <w:p>
-            <w:pPr>
-              <w:pStyle w:val="Compact"/>
-              <w:jc w:val="left"/>
-            </w:pPr>
-            <w:r>
-              <w:t xml:space="preserve">Recovery Time Objective</w:t>
-            </w:r>
-          </w:p>
-        </w:tc>
-        <w:tc>
-          <w:tcPr/>
-          <w:p>
-            <w:pPr>
-              <w:pStyle w:val="Compact"/>
-              <w:jc w:val="left"/>
-            </w:pPr>
-            <w:r>
-              <w:t xml:space="preserve">Recovery Point Objective</w:t>
-            </w:r>
-          </w:p>
-        </w:tc>
-      </w:tr>
-      <w:tr>
-        <w:tc>
-          <w:tcPr/>
-          <w:p>
-            <w:pPr>
-              <w:pStyle w:val="Compact"/>
-              <w:jc w:val="left"/>
-            </w:pPr>
-            <w:r>
-              <w:t xml:space="preserve">Single-pod failure</w:t>
-            </w:r>
-          </w:p>
-        </w:tc>
-        <w:tc>
-          <w:tcPr/>
-          <w:p>
-            <w:pPr>
-              <w:pStyle w:val="Compact"/>
-              <w:jc w:val="left"/>
-            </w:pPr>
-            <w:r>
-              <w:t xml:space="preserve">&lt; 30 seconds</w:t>
-            </w:r>
-          </w:p>
-        </w:tc>
-        <w:tc>
-          <w:tcPr/>
-          <w:p>
-            <w:pPr>
-              <w:pStyle w:val="Compact"/>
-              <w:jc w:val="left"/>
-            </w:pPr>
-            <w:r>
-              <w:t xml:space="preserve">0</w:t>
-            </w:r>
-          </w:p>
-        </w:tc>
-      </w:tr>
-      <w:tr>
-        <w:tc>
-          <w:tcPr/>
-          <w:p>
-            <w:pPr>
-              <w:pStyle w:val="Compact"/>
-              <w:jc w:val="left"/>
-            </w:pPr>
-            <w:r>
-              <w:t xml:space="preserve">Region failure (London)</w:t>
-            </w:r>
-          </w:p>
-        </w:tc>
-        <w:tc>
-          <w:tcPr/>
-          <w:p>
-            <w:pPr>
-              <w:pStyle w:val="Compact"/>
-              <w:jc w:val="left"/>
-            </w:pPr>
-            <w:r>
-              <w:t xml:space="preserve">&lt; 4 hours</w:t>
-            </w:r>
-          </w:p>
-        </w:tc>
-        <w:tc>
-          <w:tcPr/>
-          <w:p>
-            <w:pPr>
-              <w:pStyle w:val="Compact"/>
-              <w:jc w:val="left"/>
-            </w:pPr>
-            <w:r>
-              <w:t xml:space="preserve">&lt; 24 hours</w:t>
-            </w:r>
-          </w:p>
-        </w:tc>
-      </w:tr>
-      <w:tr>
-        <w:tc>
-          <w:tcPr/>
-          <w:p>
-            <w:pPr>
-              <w:pStyle w:val="Compact"/>
-              <w:jc w:val="left"/>
-            </w:pPr>
-            <w:r>
-              <w:t xml:space="preserve">Database corruption</w:t>
-            </w:r>
-          </w:p>
-        </w:tc>
-        <w:tc>
-          <w:tcPr/>
-          <w:p>
-            <w:pPr>
-              <w:pStyle w:val="Compact"/>
-              <w:jc w:val="left"/>
-            </w:pPr>
-            <w:r>
-              <w:t xml:space="preserve">&lt; 4 hours</w:t>
-            </w:r>
-          </w:p>
-        </w:tc>
-        <w:tc>
-          <w:tcPr/>
-          <w:p>
-            <w:pPr>
-              <w:pStyle w:val="Compact"/>
-              <w:jc w:val="left"/>
-            </w:pPr>
-            <w:r>
-              <w:t xml:space="preserve">&lt; 24 hours</w:t>
-            </w:r>
-          </w:p>
-        </w:tc>
-      </w:tr>
-      <w:tr>
-        <w:tc>
-          <w:tcPr/>
-          <w:p>
-            <w:pPr>
-              <w:pStyle w:val="Compact"/>
-              <w:jc w:val="left"/>
-            </w:pPr>
-            <w:r>
-              <w:t xml:space="preserve">Total data loss</w:t>
-            </w:r>
-          </w:p>
-        </w:tc>
-        <w:tc>
-          <w:tcPr/>
-          <w:p>
-            <w:pPr>
-              <w:pStyle w:val="Compact"/>
-              <w:jc w:val="left"/>
-            </w:pPr>
-            <w:r>
-              <w:t xml:space="preserve">&lt; 24 hours</w:t>
-            </w:r>
-          </w:p>
-        </w:tc>
-        <w:tc>
-          <w:tcPr/>
-          <w:p>
-            <w:pPr>
-              <w:pStyle w:val="Compact"/>
-              <w:jc w:val="left"/>
-            </w:pPr>
-            <w:r>
-              <w:t xml:space="preserve">&lt; 24 hours</w:t>
-            </w:r>
-          </w:p>
-        </w:tc>
-      </w:tr>
-    </w:tbl>
-    <w:p>
-      <w:pPr>
-        <w:pStyle w:val="BodyText"/>
-      </w:pPr>
-      <w:r>
-        <w:t xml:space="preserve">A documented runbook is maintained in</w:t>
-      </w:r>
-      <w:r>
-        <w:t xml:space="preserve"> </w:t>
-      </w:r>
-      <w:r>
-        <w:rPr>
-          <w:rStyle w:val="VerbatimChar"/>
-        </w:rPr>
-        <w:t xml:space="preserve">/app/backend/scripts/RUNBOOK.md</w:t>
-      </w:r>
-      <w:r>
-        <w:t xml:space="preserve">.</w:t>
-      </w:r>
-    </w:p>
-    <w:bookmarkEnd w:id="25"/>
-    <w:bookmarkStart w:id="26" w:name="j7-roadmap-items-not-yet-built"/>
-    <w:p>
-      <w:pPr>
-        <w:pStyle w:val="Heading2"/>
-      </w:pPr>
-      <w:r>
-        <w:t xml:space="preserve">J.7 Roadmap items not yet built</w:t>
-      </w:r>
-    </w:p>
-    <w:tbl>
-      <w:tblPr>
-        <w:tblStyle w:val="Table"/>
-        <w:tblW w:type="auto" w:w="0"/>
-        <w:tblLook w:firstRow="1" w:lastRow="0" w:firstColumn="0" w:lastColumn="0" w:noHBand="0" w:noVBand="0" w:val="0020"/>
-      </w:tblPr>
-      <w:tblGrid>
-        <w:gridCol w:w="2640"/>
-        <w:gridCol w:w="2640"/>
-        <w:gridCol w:w="2640"/>
-      </w:tblGrid>
-      <w:tr>
-        <w:trPr>
-          <w:tblHeader w:val="true"/>
-        </w:trPr>
-        <w:tc>
-          <w:tcPr/>
-          <w:p>
-            <w:pPr>
-              <w:pStyle w:val="Compact"/>
-              <w:jc w:val="left"/>
             </w:pPr>
             <w:r>
               <w:t xml:space="preserve">Item</w:t>
@@ -2328,7 +2202,6 @@
           <w:p>
             <w:pPr>
               <w:pStyle w:val="Compact"/>
-              <w:jc w:val="left"/>
             </w:pPr>
             <w:r>
               <w:t xml:space="preserve">Target quarter</w:t>
@@ -2340,7 +2213,6 @@
           <w:p>
             <w:pPr>
               <w:pStyle w:val="Compact"/>
-              <w:jc w:val="left"/>
             </w:pPr>
             <w:r>
               <w:t xml:space="preserve">Notes</w:t>
@@ -2354,7 +2226,6 @@
           <w:p>
             <w:pPr>
               <w:pStyle w:val="Compact"/>
-              <w:jc w:val="left"/>
             </w:pPr>
             <w:r>
               <w:t xml:space="preserve">University SSO (Shibboleth / SAML)</w:t>
@@ -2366,7 +2237,6 @@
           <w:p>
             <w:pPr>
               <w:pStyle w:val="Compact"/>
-              <w:jc w:val="left"/>
             </w:pPr>
             <w:r>
               <w:t xml:space="preserve">Q2 Year 1</w:t>
@@ -2378,7 +2248,6 @@
           <w:p>
             <w:pPr>
               <w:pStyle w:val="Compact"/>
-              <w:jc w:val="left"/>
             </w:pPr>
             <w:r>
               <w:t xml:space="preserve">Required for some Russell Group integrations</w:t>
@@ -2392,7 +2261,6 @@
           <w:p>
             <w:pPr>
               <w:pStyle w:val="Compact"/>
-              <w:jc w:val="left"/>
             </w:pPr>
             <w:r>
               <w:t xml:space="preserve">Anonymised analytics export to partner DSLs</w:t>
@@ -2404,7 +2272,6 @@
           <w:p>
             <w:pPr>
               <w:pStyle w:val="Compact"/>
-              <w:jc w:val="left"/>
             </w:pPr>
             <w:r>
               <w:t xml:space="preserve">Q3 Year 1</w:t>
@@ -2416,7 +2283,6 @@
           <w:p>
             <w:pPr>
               <w:pStyle w:val="Compact"/>
-              <w:jc w:val="left"/>
             </w:pPr>
             <w:r>
               <w:t xml:space="preserve">Aggregate, no individual data</w:t>
@@ -2430,7 +2296,6 @@
           <w:p>
             <w:pPr>
               <w:pStyle w:val="Compact"/>
-              <w:jc w:val="left"/>
             </w:pPr>
             <w:r>
               <w:t xml:space="preserve">ISO 27001 controls hardening</w:t>
@@ -2442,7 +2307,6 @@
           <w:p>
             <w:pPr>
               <w:pStyle w:val="Compact"/>
-              <w:jc w:val="left"/>
             </w:pPr>
             <w:r>
               <w:t xml:space="preserve">Year 3</w:t>
@@ -2454,7 +2318,6 @@
           <w:p>
             <w:pPr>
               <w:pStyle w:val="Compact"/>
-              <w:jc w:val="left"/>
             </w:pPr>
             <w:r>
               <w:t xml:space="preserve">Required for NHS DSPT alignment</w:t>
@@ -2468,7 +2331,6 @@
           <w:p>
             <w:pPr>
               <w:pStyle w:val="Compact"/>
-              <w:jc w:val="left"/>
             </w:pPr>
             <w:r>
               <w:t xml:space="preserve">End-to-end encrypted DMs (Signal protocol)</w:t>
@@ -2480,7 +2342,6 @@
           <w:p>
             <w:pPr>
               <w:pStyle w:val="Compact"/>
-              <w:jc w:val="left"/>
             </w:pPr>
             <w:r>
               <w:t xml:space="preserve">Year 2</w:t>
@@ -2492,7 +2353,6 @@
           <w:p>
             <w:pPr>
               <w:pStyle w:val="Compact"/>
-              <w:jc w:val="left"/>
             </w:pPr>
             <w:r>
               <w:t xml:space="preserve">Safeguarding compatibility under evaluation</w:t>
@@ -2514,15 +2374,19 @@
       </w:pPr>
       <w:r>
         <w:rPr>
+          <w:i/>
           <w:iCs/>
-          <w:i/>
         </w:rPr>
         <w:t xml:space="preserve">This appendix is a current-state and forward-looking architecture summary as at the date of submission. Material architecture changes will be communicated to UKES at the standard 6/12/24-month contact points.</w:t>
       </w:r>
     </w:p>
-    <w:bookmarkEnd w:id="26"/>
-    <w:bookmarkEnd w:id="27"/>
-    <w:sectPr/>
+    <w:bookmarkEnd w:id="15"/>
+    <w:bookmarkEnd w:id="16"/>
+    <w:sectPr>
+      <w:footnotePr>
+        <w:numRestart w:val="eachSect"/>
+      </w:footnotePr>
+    </w:sectPr>
   </w:body>
 </w:document>
 </file>
@@ -2553,14 +2417,14 @@
 <file path=word/numbering.xml><?xml version="1.0" encoding="utf-8"?>
 <w:numbering xmlns:w="http://schemas.openxmlformats.org/wordprocessingml/2006/main">
   <w:abstractNum w:abstractNumId="990">
-    <w:nsid w:val="A990"/>
+    <w:nsid w:val="0000A990"/>
     <w:multiLevelType w:val="multilevel"/>
     <w:lvl w:ilvl="0">
       <w:numFmt w:val="bullet"/>
       <w:lvlText w:val=" "/>
       <w:lvlJc w:val="left"/>
       <w:pPr>
-        <w:ind w:left="720" w:hanging="480"/>
+        <w:ind w:left="720" w:hanging="360"/>
       </w:pPr>
     </w:lvl>
     <w:lvl w:ilvl="1">
@@ -2568,7 +2432,7 @@
       <w:lvlText w:val=" "/>
       <w:lvlJc w:val="left"/>
       <w:pPr>
-        <w:ind w:left="1440" w:hanging="480"/>
+        <w:ind w:left="1440" w:hanging="360"/>
       </w:pPr>
     </w:lvl>
     <w:lvl w:ilvl="2">
@@ -2576,7 +2440,7 @@
       <w:lvlText w:val=" "/>
       <w:lvlJc w:val="left"/>
       <w:pPr>
-        <w:ind w:left="2160" w:hanging="480"/>
+        <w:ind w:left="2160" w:hanging="360"/>
       </w:pPr>
     </w:lvl>
     <w:lvl w:ilvl="3">
@@ -2584,7 +2448,7 @@
       <w:lvlText w:val=" "/>
       <w:lvlJc w:val="left"/>
       <w:pPr>
-        <w:ind w:left="2880" w:hanging="480"/>
+        <w:ind w:left="2880" w:hanging="360"/>
       </w:pPr>
     </w:lvl>
     <w:lvl w:ilvl="4">
@@ -2592,7 +2456,7 @@
       <w:lvlText w:val=" "/>
       <w:lvlJc w:val="left"/>
       <w:pPr>
-        <w:ind w:left="3600" w:hanging="480"/>
+        <w:ind w:left="3600" w:hanging="360"/>
       </w:pPr>
     </w:lvl>
     <w:lvl w:ilvl="5">
@@ -2600,7 +2464,7 @@
       <w:lvlText w:val=" "/>
       <w:lvlJc w:val="left"/>
       <w:pPr>
-        <w:ind w:left="4320" w:hanging="480"/>
+        <w:ind w:left="4320" w:hanging="360"/>
       </w:pPr>
     </w:lvl>
     <w:lvl w:ilvl="6">
@@ -2608,7 +2472,7 @@
       <w:lvlText w:val=" "/>
       <w:lvlJc w:val="left"/>
       <w:pPr>
-        <w:ind w:left="5040" w:hanging="480"/>
+        <w:ind w:left="5040" w:hanging="360"/>
       </w:pPr>
     </w:lvl>
     <w:lvl w:ilvl="7">
@@ -2616,7 +2480,7 @@
       <w:lvlText w:val=" "/>
       <w:lvlJc w:val="left"/>
       <w:pPr>
-        <w:ind w:left="5760" w:hanging="480"/>
+        <w:ind w:left="5760" w:hanging="360"/>
       </w:pPr>
     </w:lvl>
     <w:lvl w:ilvl="8">
@@ -2624,91 +2488,12 @@
       <w:lvlText w:val=" "/>
       <w:lvlJc w:val="left"/>
       <w:pPr>
-        <w:ind w:left="6480" w:hanging="480"/>
-      </w:pPr>
-    </w:lvl>
-  </w:abstractNum>
-  <w:abstractNum w:abstractNumId="991">
-    <w:nsid w:val="A991"/>
-    <w:multiLevelType w:val="multilevel"/>
-    <w:lvl w:ilvl="0">
-      <w:numFmt w:val="bullet"/>
-      <w:lvlText w:val="•"/>
-      <w:lvlJc w:val="left"/>
-      <w:pPr>
-        <w:ind w:left="720" w:hanging="480"/>
-      </w:pPr>
-    </w:lvl>
-    <w:lvl w:ilvl="1">
-      <w:numFmt w:val="bullet"/>
-      <w:lvlText w:val="–"/>
-      <w:lvlJc w:val="left"/>
-      <w:pPr>
-        <w:ind w:left="1440" w:hanging="480"/>
-      </w:pPr>
-    </w:lvl>
-    <w:lvl w:ilvl="2">
-      <w:numFmt w:val="bullet"/>
-      <w:lvlText w:val="•"/>
-      <w:lvlJc w:val="left"/>
-      <w:pPr>
-        <w:ind w:left="2160" w:hanging="480"/>
-      </w:pPr>
-    </w:lvl>
-    <w:lvl w:ilvl="3">
-      <w:numFmt w:val="bullet"/>
-      <w:lvlText w:val="–"/>
-      <w:lvlJc w:val="left"/>
-      <w:pPr>
-        <w:ind w:left="2880" w:hanging="480"/>
-      </w:pPr>
-    </w:lvl>
-    <w:lvl w:ilvl="4">
-      <w:numFmt w:val="bullet"/>
-      <w:lvlText w:val="•"/>
-      <w:lvlJc w:val="left"/>
-      <w:pPr>
-        <w:ind w:left="3600" w:hanging="480"/>
-      </w:pPr>
-    </w:lvl>
-    <w:lvl w:ilvl="5">
-      <w:numFmt w:val="bullet"/>
-      <w:lvlText w:val="–"/>
-      <w:lvlJc w:val="left"/>
-      <w:pPr>
-        <w:ind w:left="4320" w:hanging="480"/>
-      </w:pPr>
-    </w:lvl>
-    <w:lvl w:ilvl="6">
-      <w:numFmt w:val="bullet"/>
-      <w:lvlText w:val="•"/>
-      <w:lvlJc w:val="left"/>
-      <w:pPr>
-        <w:ind w:left="5040" w:hanging="480"/>
-      </w:pPr>
-    </w:lvl>
-    <w:lvl w:ilvl="7">
-      <w:numFmt w:val="bullet"/>
-      <w:lvlText w:val="–"/>
-      <w:lvlJc w:val="left"/>
-      <w:pPr>
-        <w:ind w:left="5760" w:hanging="480"/>
-      </w:pPr>
-    </w:lvl>
-    <w:lvl w:ilvl="8">
-      <w:numFmt w:val="bullet"/>
-      <w:lvlText w:val="•"/>
-      <w:lvlJc w:val="left"/>
-      <w:pPr>
-        <w:ind w:left="6480" w:hanging="480"/>
+        <w:ind w:left="6480" w:hanging="360"/>
       </w:pPr>
     </w:lvl>
   </w:abstractNum>
   <w:num w:numId="1000">
     <w:abstractNumId w:val="990"/>
-  </w:num>
-  <w:num w:numId="1001">
-    <w:abstractNumId w:val="991"/>
   </w:num>
 </w:numbering>
 </file>
@@ -2718,10 +2503,10 @@
   <w:docDefaults>
     <w:rPrDefault>
       <w:rPr>
-        <w:rFonts w:asciiTheme="minorHAnsi" w:cstheme="minorBidi" w:eastAsiaTheme="minorHAnsi" w:hAnsiTheme="minorHAnsi"/>
+        <w:rFonts w:asciiTheme="minorHAnsi" w:cstheme="minorBidi" w:eastAsiaTheme="minorEastAsia" w:hAnsiTheme="minorHAnsi"/>
         <w:sz w:val="24"/>
         <w:szCs w:val="24"/>
-        <w:lang w:bidi="ar-SA" w:eastAsia="en-US" w:val="en-US"/>
+        <w:lang w:bidi="ar-SA" w:eastAsia="zh-CN" w:val="en-US"/>
       </w:rPr>
     </w:rPrDefault>
     <w:pPrDefault>
@@ -2739,10 +2524,10 @@
     <w:name w:val="Body Text"/>
     <w:basedOn w:val="Normal"/>
     <w:link w:val="BodyTextChar"/>
+    <w:qFormat/>
     <w:pPr>
       <w:spacing w:after="180" w:before="180"/>
     </w:pPr>
-    <w:qFormat/>
   </w:style>
   <w:style w:customStyle="1" w:styleId="FirstParagraph" w:type="paragraph">
     <w:name w:val="First Paragraph"/>
@@ -2762,57 +2547,111 @@
     <w:name w:val="Title"/>
     <w:basedOn w:val="Normal"/>
     <w:next w:val="BodyText"/>
+    <w:link w:val="TitleChar"/>
+    <w:uiPriority w:val="10"/>
     <w:qFormat/>
+    <w:rsid w:val="00A10FD9"/>
     <w:pPr>
-      <w:keepNext/>
-      <w:keepLines/>
-      <w:spacing w:after="240" w:before="480"/>
+      <w:spacing w:after="80" w:line="240" w:lineRule="auto"/>
+      <w:contextualSpacing/>
       <w:jc w:val="center"/>
     </w:pPr>
     <w:rPr>
       <w:rFonts w:asciiTheme="majorHAnsi" w:cstheme="majorBidi" w:eastAsiaTheme="majorEastAsia" w:hAnsiTheme="majorHAnsi"/>
-      <w:b/>
-      <w:bCs/>
-      <w:color w:themeColor="accent1" w:themeShade="B5" w:val="345A8A"/>
-      <w:sz w:val="36"/>
-      <w:szCs w:val="36"/>
+      <w:sz w:val="56"/>
+      <w:szCs w:val="56"/>
+    </w:rPr>
+  </w:style>
+  <w:style w:customStyle="1" w:styleId="TitleChar" w:type="character">
+    <w:name w:val="Title Char"/>
+    <w:basedOn w:val="DefaultParagraphFont"/>
+    <w:link w:val="Title"/>
+    <w:uiPriority w:val="10"/>
+    <w:rsid w:val="00A10FD9"/>
+    <w:rPr>
+      <w:rFonts w:asciiTheme="majorHAnsi" w:cstheme="majorBidi" w:eastAsiaTheme="majorEastAsia" w:hAnsiTheme="majorHAnsi"/>
+      <w:sz w:val="56"/>
+      <w:szCs w:val="56"/>
     </w:rPr>
   </w:style>
   <w:style w:styleId="Subtitle" w:type="paragraph">
     <w:name w:val="Subtitle"/>
+    <w:basedOn w:val="Title"/>
+    <w:next w:val="BodyText"/>
+    <w:link w:val="SubtitleChar"/>
+    <w:uiPriority w:val="11"/>
+    <w:qFormat/>
+    <w:rsid w:val="00A10FD9"/>
+    <w:pPr>
+      <w:numPr>
+        <w:ilvl w:val="1"/>
+      </w:numPr>
+    </w:pPr>
+    <w:rPr>
+      <w:rFonts w:cstheme="majorBidi" w:eastAsiaTheme="majorEastAsia"/>
+      <w:spacing w:val="15"/>
+      <w:sz w:val="28"/>
+      <w:szCs w:val="28"/>
+    </w:rPr>
+  </w:style>
+  <w:style w:customStyle="1" w:styleId="SubtitleChar" w:type="character">
+    <w:name w:val="Subtitle Char"/>
+    <w:basedOn w:val="DefaultParagraphFont"/>
+    <w:link w:val="Subtitle"/>
+    <w:uiPriority w:val="11"/>
+    <w:rsid w:val="00A10FD9"/>
+    <w:rPr>
+      <w:rFonts w:cstheme="majorBidi" w:eastAsiaTheme="majorEastAsia"/>
+      <w:color w:themeColor="text1" w:themeTint="A6" w:val="595959"/>
+      <w:spacing w:val="15"/>
+      <w:sz w:val="28"/>
+      <w:szCs w:val="28"/>
+    </w:rPr>
+  </w:style>
+  <w:style w:customStyle="1" w:styleId="Author" w:type="paragraph">
+    <w:name w:val="Author"/>
     <w:basedOn w:val="Title"/>
     <w:next w:val="BodyText"/>
     <w:qFormat/>
     <w:pPr>
       <w:keepNext/>
       <w:keepLines/>
-      <w:spacing w:after="240" w:before="240"/>
-      <w:jc w:val="center"/>
     </w:pPr>
     <w:rPr>
-      <w:sz w:val="30"/>
-      <w:szCs w:val="30"/>
-    </w:rPr>
-  </w:style>
-  <w:style w:customStyle="1" w:styleId="Author" w:type="paragraph">
-    <w:name w:val="Author"/>
+      <w:sz w:val="24"/>
+      <w:szCs w:val="24"/>
+    </w:rPr>
+  </w:style>
+  <w:style w:styleId="Date" w:type="paragraph">
+    <w:name w:val="Date"/>
+    <w:basedOn w:val="Title"/>
     <w:next w:val="BodyText"/>
     <w:qFormat/>
     <w:pPr>
       <w:keepNext/>
       <w:keepLines/>
-      <w:jc w:val="center"/>
     </w:pPr>
-  </w:style>
-  <w:style w:styleId="Date" w:type="paragraph">
-    <w:name w:val="Date"/>
-    <w:next w:val="BodyText"/>
+    <w:rPr>
+      <w:sz w:val="24"/>
+      <w:szCs w:val="24"/>
+    </w:rPr>
+  </w:style>
+  <w:style w:customStyle="1" w:styleId="AbstractTitle" w:type="paragraph">
+    <w:name w:val="Abstract Title"/>
+    <w:basedOn w:val="Normal"/>
+    <w:next w:val="Abstract"/>
     <w:qFormat/>
     <w:pPr>
       <w:keepNext/>
       <w:keepLines/>
+      <w:spacing w:after="0" w:before="300"/>
       <w:jc w:val="center"/>
     </w:pPr>
+    <w:rPr>
+      <w:b/>
+      <w:sz w:val="20"/>
+      <w:szCs w:val="20"/>
+    </w:rPr>
   </w:style>
   <w:style w:customStyle="1" w:styleId="Abstract" w:type="paragraph">
     <w:name w:val="Abstract"/>
@@ -2822,7 +2661,7 @@
     <w:pPr>
       <w:keepNext/>
       <w:keepLines/>
-      <w:spacing w:after="300" w:before="300"/>
+      <w:spacing w:after="300" w:before="100"/>
     </w:pPr>
     <w:rPr>
       <w:sz w:val="20"/>
@@ -2838,191 +2677,321 @@
     <w:rPr/>
   </w:style>
   <w:style w:styleId="Heading1" w:type="paragraph">
-    <w:name w:val="Heading 1"/>
+    <w:name w:val="heading 1"/>
     <w:basedOn w:val="Normal"/>
     <w:next w:val="BodyText"/>
+    <w:link w:val="Heading1Char"/>
     <w:uiPriority w:val="9"/>
     <w:qFormat/>
+    <w:rsid w:val="00A10FD9"/>
     <w:pPr>
       <w:keepNext/>
       <w:keepLines/>
-      <w:spacing w:after="0" w:before="480"/>
+      <w:spacing w:after="80" w:before="360"/>
       <w:outlineLvl w:val="0"/>
     </w:pPr>
     <w:rPr>
       <w:rFonts w:asciiTheme="majorHAnsi" w:cstheme="majorBidi" w:eastAsiaTheme="majorEastAsia" w:hAnsiTheme="majorHAnsi"/>
-      <w:b/>
-      <w:bCs/>
-      <w:color w:themeColor="accent1" w:val="4F81BD"/>
-      <w:sz w:val="32"/>
-      <w:szCs w:val="32"/>
+      <w:color w:themeColor="accent1" w:themeShade="BF" w:val="0F4761"/>
+      <w:sz w:val="40"/>
+      <w:szCs w:val="40"/>
     </w:rPr>
   </w:style>
   <w:style w:styleId="Heading2" w:type="paragraph">
-    <w:name w:val="Heading 2"/>
+    <w:name w:val="heading 2"/>
     <w:basedOn w:val="Normal"/>
     <w:next w:val="BodyText"/>
+    <w:link w:val="Heading2Char"/>
     <w:uiPriority w:val="9"/>
+    <w:semiHidden/>
     <w:unhideWhenUsed/>
     <w:qFormat/>
+    <w:rsid w:val="00A10FD9"/>
     <w:pPr>
       <w:keepNext/>
       <w:keepLines/>
-      <w:spacing w:after="0" w:before="200"/>
+      <w:spacing w:after="80" w:before="160"/>
       <w:outlineLvl w:val="1"/>
     </w:pPr>
     <w:rPr>
       <w:rFonts w:asciiTheme="majorHAnsi" w:cstheme="majorBidi" w:eastAsiaTheme="majorEastAsia" w:hAnsiTheme="majorHAnsi"/>
-      <w:b/>
-      <w:bCs/>
-      <w:color w:themeColor="accent1" w:val="4F81BD"/>
-      <w:sz w:val="28"/>
-      <w:szCs w:val="28"/>
+      <w:color w:themeColor="accent1" w:themeShade="BF" w:val="0F4761"/>
+      <w:sz w:val="32"/>
+      <w:szCs w:val="32"/>
     </w:rPr>
   </w:style>
   <w:style w:styleId="Heading3" w:type="paragraph">
-    <w:name w:val="Heading 3"/>
+    <w:name w:val="heading 3"/>
     <w:basedOn w:val="Normal"/>
     <w:next w:val="BodyText"/>
+    <w:link w:val="Heading3Char"/>
     <w:uiPriority w:val="9"/>
+    <w:semiHidden/>
     <w:unhideWhenUsed/>
     <w:qFormat/>
+    <w:rsid w:val="00A10FD9"/>
     <w:pPr>
       <w:keepNext/>
       <w:keepLines/>
-      <w:spacing w:after="0" w:before="200"/>
+      <w:spacing w:after="80" w:before="160"/>
       <w:outlineLvl w:val="2"/>
     </w:pPr>
     <w:rPr>
-      <w:rFonts w:asciiTheme="majorHAnsi" w:cstheme="majorBidi" w:eastAsiaTheme="majorEastAsia" w:hAnsiTheme="majorHAnsi"/>
-      <w:b/>
-      <w:bCs/>
-      <w:color w:themeColor="accent1" w:val="4F81BD"/>
-      <w:sz w:val="24"/>
-      <w:szCs w:val="24"/>
+      <w:rFonts w:cstheme="majorBidi" w:eastAsiaTheme="majorEastAsia"/>
+      <w:color w:themeColor="accent1" w:themeShade="BF" w:val="0F4761"/>
+      <w:sz w:val="28"/>
+      <w:szCs w:val="28"/>
     </w:rPr>
   </w:style>
   <w:style w:styleId="Heading4" w:type="paragraph">
-    <w:name w:val="Heading 4"/>
+    <w:name w:val="heading 4"/>
     <w:basedOn w:val="Normal"/>
     <w:next w:val="BodyText"/>
+    <w:link w:val="Heading4Char"/>
     <w:uiPriority w:val="9"/>
+    <w:semiHidden/>
     <w:unhideWhenUsed/>
     <w:qFormat/>
+    <w:rsid w:val="00A10FD9"/>
     <w:pPr>
       <w:keepNext/>
       <w:keepLines/>
-      <w:spacing w:after="0" w:before="200"/>
+      <w:spacing w:after="40" w:before="80"/>
       <w:outlineLvl w:val="3"/>
     </w:pPr>
     <w:rPr>
-      <w:rFonts w:asciiTheme="majorHAnsi" w:cstheme="majorBidi" w:eastAsiaTheme="majorEastAsia" w:hAnsiTheme="majorHAnsi"/>
+      <w:rFonts w:cstheme="majorBidi" w:eastAsiaTheme="majorEastAsia"/>
       <w:i/>
-      <w:bCs/>
-      <w:color w:themeColor="accent1" w:val="4F81BD"/>
-      <w:sz w:val="24"/>
-      <w:szCs w:val="24"/>
+      <w:iCs/>
+      <w:color w:themeColor="accent1" w:themeShade="BF" w:val="0F4761"/>
     </w:rPr>
   </w:style>
   <w:style w:styleId="Heading5" w:type="paragraph">
-    <w:name w:val="Heading 5"/>
+    <w:name w:val="heading 5"/>
     <w:basedOn w:val="Normal"/>
     <w:next w:val="BodyText"/>
+    <w:link w:val="Heading5Char"/>
     <w:uiPriority w:val="9"/>
+    <w:semiHidden/>
     <w:unhideWhenUsed/>
     <w:qFormat/>
+    <w:rsid w:val="00A10FD9"/>
     <w:pPr>
       <w:keepNext/>
       <w:keepLines/>
-      <w:spacing w:after="0" w:before="200"/>
+      <w:spacing w:after="40" w:before="80"/>
       <w:outlineLvl w:val="4"/>
     </w:pPr>
     <w:rPr>
-      <w:rFonts w:asciiTheme="majorHAnsi" w:cstheme="majorBidi" w:eastAsiaTheme="majorEastAsia" w:hAnsiTheme="majorHAnsi"/>
-      <w:iCs/>
-      <w:color w:themeColor="accent1" w:val="4F81BD"/>
-      <w:sz w:val="24"/>
-      <w:szCs w:val="24"/>
+      <w:rFonts w:cstheme="majorBidi" w:eastAsiaTheme="majorEastAsia"/>
+      <w:color w:themeColor="accent1" w:themeShade="BF" w:val="0F4761"/>
     </w:rPr>
   </w:style>
   <w:style w:styleId="Heading6" w:type="paragraph">
-    <w:name w:val="Heading 6"/>
+    <w:name w:val="heading 6"/>
     <w:basedOn w:val="Normal"/>
     <w:next w:val="BodyText"/>
+    <w:link w:val="Heading6Char"/>
     <w:uiPriority w:val="9"/>
+    <w:semiHidden/>
     <w:unhideWhenUsed/>
     <w:qFormat/>
+    <w:rsid w:val="00A10FD9"/>
     <w:pPr>
       <w:keepNext/>
       <w:keepLines/>
-      <w:spacing w:after="0" w:before="200"/>
+      <w:spacing w:after="0" w:before="40"/>
       <w:outlineLvl w:val="5"/>
     </w:pPr>
     <w:rPr>
-      <w:rFonts w:asciiTheme="majorHAnsi" w:cstheme="majorBidi" w:eastAsiaTheme="majorEastAsia" w:hAnsiTheme="majorHAnsi"/>
-      <w:color w:themeColor="accent1" w:val="4F81BD"/>
-      <w:sz w:val="24"/>
-      <w:szCs w:val="24"/>
+      <w:rFonts w:cstheme="majorBidi" w:eastAsiaTheme="majorEastAsia"/>
+      <w:i/>
+      <w:iCs/>
+      <w:color w:themeColor="text1" w:themeTint="A6" w:val="595959"/>
     </w:rPr>
   </w:style>
   <w:style w:styleId="Heading7" w:type="paragraph">
-    <w:name w:val="Heading 7"/>
+    <w:name w:val="heading 7"/>
     <w:basedOn w:val="Normal"/>
     <w:next w:val="BodyText"/>
+    <w:link w:val="Heading7Char"/>
     <w:uiPriority w:val="9"/>
+    <w:semiHidden/>
     <w:unhideWhenUsed/>
     <w:qFormat/>
+    <w:rsid w:val="00A10FD9"/>
     <w:pPr>
       <w:keepNext/>
       <w:keepLines/>
-      <w:spacing w:after="0" w:before="200"/>
+      <w:spacing w:after="0" w:before="40"/>
       <w:outlineLvl w:val="6"/>
     </w:pPr>
     <w:rPr>
-      <w:rFonts w:asciiTheme="majorHAnsi" w:cstheme="majorBidi" w:eastAsiaTheme="majorEastAsia" w:hAnsiTheme="majorHAnsi"/>
-      <w:color w:themeColor="accent1" w:val="4F81BD"/>
-      <w:sz w:val="24"/>
-      <w:szCs w:val="24"/>
+      <w:rFonts w:cstheme="majorBidi" w:eastAsiaTheme="majorEastAsia"/>
+      <w:color w:themeColor="text1" w:themeTint="A6" w:val="595959"/>
     </w:rPr>
   </w:style>
   <w:style w:styleId="Heading8" w:type="paragraph">
-    <w:name w:val="Heading 8"/>
+    <w:name w:val="heading 8"/>
     <w:basedOn w:val="Normal"/>
     <w:next w:val="BodyText"/>
+    <w:link w:val="Heading8Char"/>
     <w:uiPriority w:val="9"/>
+    <w:semiHidden/>
     <w:unhideWhenUsed/>
     <w:qFormat/>
+    <w:rsid w:val="00A10FD9"/>
     <w:pPr>
       <w:keepNext/>
       <w:keepLines/>
-      <w:spacing w:after="0" w:before="200"/>
+      <w:spacing w:after="0"/>
       <w:outlineLvl w:val="7"/>
     </w:pPr>
     <w:rPr>
-      <w:rFonts w:asciiTheme="majorHAnsi" w:cstheme="majorBidi" w:eastAsiaTheme="majorEastAsia" w:hAnsiTheme="majorHAnsi"/>
-      <w:color w:themeColor="accent1" w:val="4F81BD"/>
-      <w:sz w:val="24"/>
-      <w:szCs w:val="24"/>
+      <w:rFonts w:cstheme="majorBidi" w:eastAsiaTheme="majorEastAsia"/>
+      <w:i/>
+      <w:iCs/>
+      <w:color w:themeColor="text1" w:themeTint="D8" w:val="272727"/>
     </w:rPr>
   </w:style>
   <w:style w:styleId="Heading9" w:type="paragraph">
-    <w:name w:val="Heading 9"/>
+    <w:name w:val="heading 9"/>
     <w:basedOn w:val="Normal"/>
     <w:next w:val="BodyText"/>
+    <w:link w:val="Heading9Char"/>
     <w:uiPriority w:val="9"/>
+    <w:semiHidden/>
     <w:unhideWhenUsed/>
     <w:qFormat/>
+    <w:rsid w:val="00A10FD9"/>
     <w:pPr>
       <w:keepNext/>
       <w:keepLines/>
-      <w:spacing w:after="0" w:before="200"/>
+      <w:spacing w:after="0"/>
       <w:outlineLvl w:val="8"/>
     </w:pPr>
     <w:rPr>
+      <w:rFonts w:cstheme="majorBidi" w:eastAsiaTheme="majorEastAsia"/>
+      <w:color w:themeColor="text1" w:themeTint="D8" w:val="272727"/>
+    </w:rPr>
+  </w:style>
+  <w:style w:customStyle="1" w:styleId="Heading1Char" w:type="character">
+    <w:name w:val="Heading 1 Char"/>
+    <w:basedOn w:val="DefaultParagraphFont"/>
+    <w:link w:val="Heading1"/>
+    <w:uiPriority w:val="9"/>
+    <w:rsid w:val="00A10FD9"/>
+    <w:rPr>
       <w:rFonts w:asciiTheme="majorHAnsi" w:cstheme="majorBidi" w:eastAsiaTheme="majorEastAsia" w:hAnsiTheme="majorHAnsi"/>
-      <w:color w:themeColor="accent1" w:val="4F81BD"/>
-      <w:sz w:val="24"/>
-      <w:szCs w:val="24"/>
+      <w:color w:themeColor="accent1" w:themeShade="BF" w:val="0F4761"/>
+      <w:sz w:val="40"/>
+      <w:szCs w:val="40"/>
+    </w:rPr>
+  </w:style>
+  <w:style w:customStyle="1" w:styleId="Heading2Char" w:type="character">
+    <w:name w:val="Heading 2 Char"/>
+    <w:basedOn w:val="DefaultParagraphFont"/>
+    <w:link w:val="Heading2"/>
+    <w:uiPriority w:val="9"/>
+    <w:semiHidden/>
+    <w:rsid w:val="00A10FD9"/>
+    <w:rPr>
+      <w:rFonts w:asciiTheme="majorHAnsi" w:cstheme="majorBidi" w:eastAsiaTheme="majorEastAsia" w:hAnsiTheme="majorHAnsi"/>
+      <w:color w:themeColor="accent1" w:themeShade="BF" w:val="0F4761"/>
+      <w:sz w:val="32"/>
+      <w:szCs w:val="32"/>
+    </w:rPr>
+  </w:style>
+  <w:style w:customStyle="1" w:styleId="Heading3Char" w:type="character">
+    <w:name w:val="Heading 3 Char"/>
+    <w:basedOn w:val="DefaultParagraphFont"/>
+    <w:link w:val="Heading3"/>
+    <w:uiPriority w:val="9"/>
+    <w:semiHidden/>
+    <w:rsid w:val="00A10FD9"/>
+    <w:rPr>
+      <w:rFonts w:cstheme="majorBidi" w:eastAsiaTheme="majorEastAsia"/>
+      <w:color w:themeColor="accent1" w:themeShade="BF" w:val="0F4761"/>
+      <w:sz w:val="28"/>
+      <w:szCs w:val="28"/>
+    </w:rPr>
+  </w:style>
+  <w:style w:customStyle="1" w:styleId="Heading4Char" w:type="character">
+    <w:name w:val="Heading 4 Char"/>
+    <w:basedOn w:val="DefaultParagraphFont"/>
+    <w:link w:val="Heading4"/>
+    <w:uiPriority w:val="9"/>
+    <w:semiHidden/>
+    <w:rsid w:val="00A10FD9"/>
+    <w:rPr>
+      <w:rFonts w:cstheme="majorBidi" w:eastAsiaTheme="majorEastAsia"/>
+      <w:i/>
+      <w:iCs/>
+      <w:color w:themeColor="accent1" w:themeShade="BF" w:val="0F4761"/>
+    </w:rPr>
+  </w:style>
+  <w:style w:customStyle="1" w:styleId="Heading5Char" w:type="character">
+    <w:name w:val="Heading 5 Char"/>
+    <w:basedOn w:val="DefaultParagraphFont"/>
+    <w:link w:val="Heading5"/>
+    <w:uiPriority w:val="9"/>
+    <w:semiHidden/>
+    <w:rsid w:val="00A10FD9"/>
+    <w:rPr>
+      <w:rFonts w:cstheme="majorBidi" w:eastAsiaTheme="majorEastAsia"/>
+      <w:color w:themeColor="accent1" w:themeShade="BF" w:val="0F4761"/>
+    </w:rPr>
+  </w:style>
+  <w:style w:customStyle="1" w:styleId="Heading6Char" w:type="character">
+    <w:name w:val="Heading 6 Char"/>
+    <w:basedOn w:val="DefaultParagraphFont"/>
+    <w:link w:val="Heading6"/>
+    <w:uiPriority w:val="9"/>
+    <w:semiHidden/>
+    <w:rsid w:val="00A10FD9"/>
+    <w:rPr>
+      <w:rFonts w:cstheme="majorBidi" w:eastAsiaTheme="majorEastAsia"/>
+      <w:i/>
+      <w:iCs/>
+      <w:color w:themeColor="text1" w:themeTint="A6" w:val="595959"/>
+    </w:rPr>
+  </w:style>
+  <w:style w:customStyle="1" w:styleId="Heading7Char" w:type="character">
+    <w:name w:val="Heading 7 Char"/>
+    <w:basedOn w:val="DefaultParagraphFont"/>
+    <w:link w:val="Heading7"/>
+    <w:uiPriority w:val="9"/>
+    <w:semiHidden/>
+    <w:rsid w:val="00A10FD9"/>
+    <w:rPr>
+      <w:rFonts w:cstheme="majorBidi" w:eastAsiaTheme="majorEastAsia"/>
+      <w:color w:themeColor="text1" w:themeTint="A6" w:val="595959"/>
+    </w:rPr>
+  </w:style>
+  <w:style w:customStyle="1" w:styleId="Heading8Char" w:type="character">
+    <w:name w:val="Heading 8 Char"/>
+    <w:basedOn w:val="DefaultParagraphFont"/>
+    <w:link w:val="Heading8"/>
+    <w:uiPriority w:val="9"/>
+    <w:semiHidden/>
+    <w:rsid w:val="00A10FD9"/>
+    <w:rPr>
+      <w:rFonts w:cstheme="majorBidi" w:eastAsiaTheme="majorEastAsia"/>
+      <w:i/>
+      <w:iCs/>
+      <w:color w:themeColor="text1" w:themeTint="D8" w:val="272727"/>
+    </w:rPr>
+  </w:style>
+  <w:style w:customStyle="1" w:styleId="Heading9Char" w:type="character">
+    <w:name w:val="Heading 9 Char"/>
+    <w:basedOn w:val="DefaultParagraphFont"/>
+    <w:link w:val="Heading9"/>
+    <w:uiPriority w:val="9"/>
+    <w:semiHidden/>
+    <w:rsid w:val="00A10FD9"/>
+    <w:rPr>
+      <w:rFonts w:cstheme="majorBidi" w:eastAsiaTheme="majorEastAsia"/>
+      <w:color w:themeColor="text1" w:themeTint="D8" w:val="272727"/>
     </w:rPr>
   </w:style>
   <w:style w:styleId="BlockText" w:type="paragraph">
@@ -3044,6 +3013,18 @@
     <w:uiPriority w:val="9"/>
     <w:unhideWhenUsed/>
     <w:qFormat/>
+  </w:style>
+  <w:style w:styleId="FootnoteBlockText" w:type="paragraph">
+    <w:name w:val="Footnote Block Text"/>
+    <w:basedOn w:val="FootnoteText"/>
+    <w:next w:val="FootnoteText"/>
+    <w:uiPriority w:val="9"/>
+    <w:unhideWhenUsed/>
+    <w:qFormat/>
+    <w:pPr>
+      <w:spacing w:after="100" w:before="100"/>
+      <w:ind w:firstLine="0" w:left="480" w:right="480"/>
+    </w:pPr>
   </w:style>
   <w:style w:default="1" w:styleId="DefaultParagraphFont" w:type="character">
     <w:name w:val="Default Paragraph Font"/>
@@ -3066,18 +3047,11 @@
       </w:tblCellMar>
     </w:tblPr>
     <w:tblStylePr w:type="firstRow">
-      <w:tblPr>
-        <w:jc w:val="left"/>
-        <w:tblInd w:type="dxa" w:w="0"/>
-      </w:tblPr>
-      <w:trPr>
-        <w:jc w:val="left"/>
-      </w:trPr>
       <w:tcPr>
-        <w:vAlign w:val="bottom"/>
         <w:tcBorders>
           <w:bottom w:val="single"/>
         </w:tcBorders>
+        <w:vAlign w:val="bottom"/>
       </w:tcPr>
     </w:tblStylePr>
   </w:style>
@@ -3192,8 +3166,8 @@
     <w:name w:val="KeywordTok"/>
     <w:basedOn w:val="VerbatimChar"/>
     <w:rPr>
+      <w:b/>
       <w:color w:val="007020"/>
-      <w:b/>
     </w:rPr>
   </w:style>
   <w:style w:type="character" w:customStyle="1" w:styleId="DataTypeTok">
@@ -3270,42 +3244,42 @@
     <w:name w:val="ImportTok"/>
     <w:basedOn w:val="VerbatimChar"/>
     <w:rPr>
+      <w:b/>
       <w:color w:val="008000"/>
-      <w:b/>
     </w:rPr>
   </w:style>
   <w:style w:type="character" w:customStyle="1" w:styleId="CommentTok">
     <w:name w:val="CommentTok"/>
     <w:basedOn w:val="VerbatimChar"/>
     <w:rPr>
+      <w:i/>
       <w:color w:val="60a0b0"/>
-      <w:i/>
     </w:rPr>
   </w:style>
   <w:style w:type="character" w:customStyle="1" w:styleId="DocumentationTok">
     <w:name w:val="DocumentationTok"/>
     <w:basedOn w:val="VerbatimChar"/>
     <w:rPr>
+      <w:i/>
       <w:color w:val="ba2121"/>
-      <w:i/>
     </w:rPr>
   </w:style>
   <w:style w:type="character" w:customStyle="1" w:styleId="AnnotationTok">
     <w:name w:val="AnnotationTok"/>
     <w:basedOn w:val="VerbatimChar"/>
     <w:rPr>
-      <w:color w:val="60a0b0"/>
       <w:b/>
       <w:i/>
+      <w:color w:val="60a0b0"/>
     </w:rPr>
   </w:style>
   <w:style w:type="character" w:customStyle="1" w:styleId="CommentVarTok">
     <w:name w:val="CommentVarTok"/>
     <w:basedOn w:val="VerbatimChar"/>
     <w:rPr>
-      <w:color w:val="60a0b0"/>
       <w:b/>
       <w:i/>
+      <w:color w:val="60a0b0"/>
     </w:rPr>
   </w:style>
   <w:style w:type="character" w:customStyle="1" w:styleId="OtherTok">
@@ -3333,8 +3307,8 @@
     <w:name w:val="ControlFlowTok"/>
     <w:basedOn w:val="VerbatimChar"/>
     <w:rPr>
+      <w:b/>
       <w:color w:val="007020"/>
-      <w:b/>
     </w:rPr>
   </w:style>
   <w:style w:type="character" w:customStyle="1" w:styleId="OperatorTok">
@@ -3379,34 +3353,34 @@
     <w:name w:val="InformationTok"/>
     <w:basedOn w:val="VerbatimChar"/>
     <w:rPr>
-      <w:color w:val="60a0b0"/>
       <w:b/>
       <w:i/>
+      <w:color w:val="60a0b0"/>
     </w:rPr>
   </w:style>
   <w:style w:type="character" w:customStyle="1" w:styleId="WarningTok">
     <w:name w:val="WarningTok"/>
     <w:basedOn w:val="VerbatimChar"/>
     <w:rPr>
-      <w:color w:val="60a0b0"/>
       <w:b/>
       <w:i/>
+      <w:color w:val="60a0b0"/>
     </w:rPr>
   </w:style>
   <w:style w:type="character" w:customStyle="1" w:styleId="AlertTok">
     <w:name w:val="AlertTok"/>
     <w:basedOn w:val="VerbatimChar"/>
     <w:rPr>
+      <w:b/>
       <w:color w:val="ff0000"/>
-      <w:b/>
     </w:rPr>
   </w:style>
   <w:style w:type="character" w:customStyle="1" w:styleId="ErrorTok">
     <w:name w:val="ErrorTok"/>
     <w:basedOn w:val="VerbatimChar"/>
     <w:rPr>
+      <w:b/>
       <w:color w:val="ff0000"/>
-      <w:b/>
     </w:rPr>
   </w:style>
   <w:style w:type="character" w:customStyle="1" w:styleId="NormalTok">
@@ -3428,44 +3402,44 @@
         <a:sysClr val="window" lastClr="FFFFFF"/>
       </a:lt1>
       <a:dk2>
-        <a:srgbClr val="1F497D"/>
+        <a:srgbClr val="0E2841"/>
       </a:dk2>
       <a:lt2>
-        <a:srgbClr val="EEECE1"/>
+        <a:srgbClr val="E8E8E8"/>
       </a:lt2>
       <a:accent1>
-        <a:srgbClr val="4F81BD"/>
+        <a:srgbClr val="156082"/>
       </a:accent1>
       <a:accent2>
-        <a:srgbClr val="C0504D"/>
+        <a:srgbClr val="E97132"/>
       </a:accent2>
       <a:accent3>
-        <a:srgbClr val="9BBB59"/>
+        <a:srgbClr val="196B24"/>
       </a:accent3>
       <a:accent4>
-        <a:srgbClr val="8064A2"/>
+        <a:srgbClr val="0F9ED5"/>
       </a:accent4>
       <a:accent5>
-        <a:srgbClr val="4BACC6"/>
+        <a:srgbClr val="A02B93"/>
       </a:accent5>
       <a:accent6>
-        <a:srgbClr val="F79646"/>
+        <a:srgbClr val="4EA72E"/>
       </a:accent6>
       <a:hlink>
-        <a:srgbClr val="0000FF"/>
+        <a:srgbClr val="467886"/>
       </a:hlink>
       <a:folHlink>
-        <a:srgbClr val="800080"/>
+        <a:srgbClr val="96607D"/>
       </a:folHlink>
     </a:clrScheme>
     <a:fontScheme name="Office">
       <a:majorFont>
-        <a:latin typeface="Calibri"/>
+        <a:latin typeface="Aptos Display" panose="02110004020202020204"/>
         <a:ea typeface=""/>
         <a:cs typeface=""/>
-        <a:font script="Jpan" typeface="ＭＳ ゴシック"/>
+        <a:font script="Jpan" typeface="游ゴシック Light"/>
         <a:font script="Hang" typeface="맑은 고딕"/>
-        <a:font script="Hans" typeface="宋体"/>
+        <a:font script="Hans" typeface="等线 Light"/>
         <a:font script="Hant" typeface="新細明體"/>
         <a:font script="Arab" typeface="Times New Roman"/>
         <a:font script="Hebr" typeface="Times New Roman"/>
@@ -3492,14 +3466,32 @@
         <a:font script="Mong" typeface="Mongolian Baiti"/>
         <a:font script="Viet" typeface="Times New Roman"/>
         <a:font script="Uigh" typeface="Microsoft Uighur"/>
+        <a:font script="Geor" typeface="Sylfaen"/>
+        <a:font script="Armn" typeface="Arial"/>
+        <a:font script="Bugi" typeface="Leelawadee UI"/>
+        <a:font script="Bopo" typeface="Microsoft JhengHei"/>
+        <a:font script="Java" typeface="Javanese Text"/>
+        <a:font script="Lisu" typeface="Segoe UI"/>
+        <a:font script="Mymr" typeface="Myanmar Text"/>
+        <a:font script="Nkoo" typeface="Ebrima"/>
+        <a:font script="Olck" typeface="Nirmala UI"/>
+        <a:font script="Osma" typeface="Ebrima"/>
+        <a:font script="Phag" typeface="Phagspa"/>
+        <a:font script="Syrn" typeface="Estrangelo Edessa"/>
+        <a:font script="Syrj" typeface="Estrangelo Edessa"/>
+        <a:font script="Syre" typeface="Estrangelo Edessa"/>
+        <a:font script="Sora" typeface="Nirmala UI"/>
+        <a:font script="Tale" typeface="Microsoft Tai Le"/>
+        <a:font script="Talu" typeface="Microsoft New Tai Lue"/>
+        <a:font script="Tfng" typeface="Ebrima"/>
       </a:majorFont>
       <a:minorFont>
-        <a:latin typeface="Cambria"/>
+        <a:latin typeface="Aptos" panose="02110004020202020204"/>
         <a:ea typeface=""/>
         <a:cs typeface=""/>
-        <a:font script="Jpan" typeface="ＭＳ 明朝"/>
+        <a:font script="Jpan" typeface="游明朝"/>
         <a:font script="Hang" typeface="맑은 고딕"/>
-        <a:font script="Hans" typeface="宋体"/>
+        <a:font script="Hans" typeface="等线"/>
         <a:font script="Hant" typeface="新細明體"/>
         <a:font script="Arab" typeface="Arial"/>
         <a:font script="Hebr" typeface="Arial"/>
@@ -3526,6 +3518,24 @@
         <a:font script="Mong" typeface="Mongolian Baiti"/>
         <a:font script="Viet" typeface="Arial"/>
         <a:font script="Uigh" typeface="Microsoft Uighur"/>
+        <a:font script="Geor" typeface="Sylfaen"/>
+        <a:font script="Armn" typeface="Arial"/>
+        <a:font script="Bugi" typeface="Leelawadee UI"/>
+        <a:font script="Bopo" typeface="Microsoft JhengHei"/>
+        <a:font script="Java" typeface="Javanese Text"/>
+        <a:font script="Lisu" typeface="Segoe UI"/>
+        <a:font script="Mymr" typeface="Myanmar Text"/>
+        <a:font script="Nkoo" typeface="Ebrima"/>
+        <a:font script="Olck" typeface="Nirmala UI"/>
+        <a:font script="Osma" typeface="Ebrima"/>
+        <a:font script="Phag" typeface="Phagspa"/>
+        <a:font script="Syrn" typeface="Estrangelo Edessa"/>
+        <a:font script="Syrj" typeface="Estrangelo Edessa"/>
+        <a:font script="Syre" typeface="Estrangelo Edessa"/>
+        <a:font script="Sora" typeface="Nirmala UI"/>
+        <a:font script="Tale" typeface="Microsoft Tai Le"/>
+        <a:font script="Talu" typeface="Microsoft New Tai Lue"/>
+        <a:font script="Tfng" typeface="Ebrima"/>
       </a:minorFont>
     </a:fontScheme>
     <a:fmtScheme name="Office">
@@ -3537,200 +3547,141 @@
           <a:gsLst>
             <a:gs pos="0">
               <a:schemeClr val="phClr">
-                <a:tint val="50000"/>
-                <a:satMod val="300000"/>
+                <a:lumMod val="110000"/>
+                <a:satMod val="105000"/>
+                <a:tint val="67000"/>
               </a:schemeClr>
             </a:gs>
-            <a:gs pos="35000">
+            <a:gs pos="50000">
               <a:schemeClr val="phClr">
-                <a:tint val="37000"/>
-                <a:satMod val="300000"/>
+                <a:lumMod val="105000"/>
+                <a:satMod val="103000"/>
+                <a:tint val="73000"/>
               </a:schemeClr>
             </a:gs>
             <a:gs pos="100000">
               <a:schemeClr val="phClr">
-                <a:tint val="15000"/>
-                <a:satMod val="350000"/>
+                <a:lumMod val="105000"/>
+                <a:satMod val="109000"/>
+                <a:tint val="81000"/>
               </a:schemeClr>
             </a:gs>
           </a:gsLst>
-          <a:lin ang="16200000" scaled="1"/>
+          <a:lin ang="5400000" scaled="0"/>
         </a:gradFill>
         <a:gradFill rotWithShape="1">
           <a:gsLst>
             <a:gs pos="0">
               <a:schemeClr val="phClr">
-                <a:tint val="100000"/>
+                <a:satMod val="103000"/>
+                <a:lumMod val="102000"/>
+                <a:tint val="94000"/>
+              </a:schemeClr>
+            </a:gs>
+            <a:gs pos="50000">
+              <a:schemeClr val="phClr">
+                <a:satMod val="110000"/>
+                <a:lumMod val="100000"/>
                 <a:shade val="100000"/>
-                <a:satMod val="130000"/>
               </a:schemeClr>
             </a:gs>
             <a:gs pos="100000">
               <a:schemeClr val="phClr">
-                <a:tint val="50000"/>
-                <a:shade val="100000"/>
-                <a:satMod val="350000"/>
+                <a:lumMod val="99000"/>
+                <a:satMod val="120000"/>
+                <a:shade val="78000"/>
               </a:schemeClr>
             </a:gs>
           </a:gsLst>
-          <a:lin ang="16200000" scaled="0"/>
+          <a:lin ang="5400000" scaled="0"/>
         </a:gradFill>
       </a:fillStyleLst>
       <a:lnStyleLst>
-        <a:ln w="9525" cap="flat" cmpd="sng" algn="ctr">
-          <a:solidFill>
-            <a:schemeClr val="phClr">
-              <a:shade val="95000"/>
-              <a:satMod val="105000"/>
-            </a:schemeClr>
-          </a:solidFill>
-          <a:prstDash val="solid"/>
-        </a:ln>
-        <a:ln w="25400" cap="flat" cmpd="sng" algn="ctr">
+        <a:ln w="6350" cap="flat" cmpd="sng" algn="ctr">
           <a:solidFill>
             <a:schemeClr val="phClr"/>
           </a:solidFill>
           <a:prstDash val="solid"/>
+          <a:miter lim="800000"/>
         </a:ln>
-        <a:ln w="38100" cap="flat" cmpd="sng" algn="ctr">
+        <a:ln w="12700" cap="flat" cmpd="sng" algn="ctr">
           <a:solidFill>
             <a:schemeClr val="phClr"/>
           </a:solidFill>
           <a:prstDash val="solid"/>
+          <a:miter lim="800000"/>
+        </a:ln>
+        <a:ln w="19050" cap="flat" cmpd="sng" algn="ctr">
+          <a:solidFill>
+            <a:schemeClr val="phClr"/>
+          </a:solidFill>
+          <a:prstDash val="solid"/>
+          <a:miter lim="800000"/>
         </a:ln>
       </a:lnStyleLst>
       <a:effectStyleLst>
         <a:effectStyle>
+          <a:effectLst/>
+        </a:effectStyle>
+        <a:effectStyle>
+          <a:effectLst/>
+        </a:effectStyle>
+        <a:effectStyle>
           <a:effectLst>
-            <a:outerShdw blurRad="40000" dist="20000" dir="5400000" rotWithShape="0">
+            <a:outerShdw blurRad="57150" dist="19050" dir="5400000" algn="ctr" rotWithShape="0">
               <a:srgbClr val="000000">
-                <a:alpha val="38000"/>
+                <a:alpha val="63000"/>
               </a:srgbClr>
             </a:outerShdw>
           </a:effectLst>
-        </a:effectStyle>
-        <a:effectStyle>
-          <a:effectLst>
-            <a:outerShdw blurRad="40000" dist="23000" dir="5400000" rotWithShape="0">
-              <a:srgbClr val="000000">
-                <a:alpha val="35000"/>
-              </a:srgbClr>
-            </a:outerShdw>
-          </a:effectLst>
-        </a:effectStyle>
-        <a:effectStyle>
-          <a:effectLst>
-            <a:outerShdw blurRad="40000" dist="23000" dir="5400000" rotWithShape="0">
-              <a:srgbClr val="000000">
-                <a:alpha val="35000"/>
-              </a:srgbClr>
-            </a:outerShdw>
-          </a:effectLst>
-          <a:scene3d>
-            <a:camera prst="orthographicFront">
-              <a:rot lat="0" lon="0" rev="0"/>
-            </a:camera>
-            <a:lightRig rig="threePt" dir="t">
-              <a:rot lat="0" lon="0" rev="1200000"/>
-            </a:lightRig>
-          </a:scene3d>
-          <a:sp3d>
-            <a:bevelT w="63500" h="25400"/>
-          </a:sp3d>
         </a:effectStyle>
       </a:effectStyleLst>
       <a:bgFillStyleLst>
         <a:solidFill>
           <a:schemeClr val="phClr"/>
         </a:solidFill>
+        <a:solidFill>
+          <a:schemeClr val="phClr">
+            <a:tint val="95000"/>
+            <a:satMod val="170000"/>
+          </a:schemeClr>
+        </a:solidFill>
         <a:gradFill rotWithShape="1">
           <a:gsLst>
             <a:gs pos="0">
               <a:schemeClr val="phClr">
-                <a:tint val="40000"/>
-                <a:satMod val="350000"/>
+                <a:tint val="93000"/>
+                <a:satMod val="150000"/>
+                <a:shade val="98000"/>
+                <a:lumMod val="102000"/>
               </a:schemeClr>
             </a:gs>
-            <a:gs pos="40000">
+            <a:gs pos="50000">
               <a:schemeClr val="phClr">
-                <a:tint val="45000"/>
-                <a:shade val="99000"/>
-                <a:satMod val="350000"/>
+                <a:tint val="98000"/>
+                <a:satMod val="130000"/>
+                <a:shade val="90000"/>
+                <a:lumMod val="103000"/>
               </a:schemeClr>
             </a:gs>
             <a:gs pos="100000">
               <a:schemeClr val="phClr">
-                <a:shade val="20000"/>
-                <a:satMod val="255000"/>
+                <a:shade val="63000"/>
+                <a:satMod val="120000"/>
               </a:schemeClr>
             </a:gs>
           </a:gsLst>
-          <a:path path="circle">
-            <a:fillToRect l="50000" t="-80000" r="50000" b="180000"/>
-          </a:path>
-        </a:gradFill>
-        <a:gradFill rotWithShape="1">
-          <a:gsLst>
-            <a:gs pos="0">
-              <a:schemeClr val="phClr">
-                <a:tint val="80000"/>
-                <a:satMod val="300000"/>
-              </a:schemeClr>
-            </a:gs>
-            <a:gs pos="100000">
-              <a:schemeClr val="phClr">
-                <a:shade val="30000"/>
-                <a:satMod val="200000"/>
-              </a:schemeClr>
-            </a:gs>
-          </a:gsLst>
-          <a:path path="circle">
-            <a:fillToRect l="50000" t="50000" r="50000" b="50000"/>
-          </a:path>
+          <a:lin ang="5400000" scaled="0"/>
         </a:gradFill>
       </a:bgFillStyleLst>
     </a:fmtScheme>
   </a:themeElements>
-  <a:objectDefaults>
-    <a:spDef>
-      <a:spPr/>
-      <a:bodyPr/>
-      <a:lstStyle/>
-      <a:style>
-        <a:lnRef idx="1">
-          <a:schemeClr val="accent1"/>
-        </a:lnRef>
-        <a:fillRef idx="3">
-          <a:schemeClr val="accent1"/>
-        </a:fillRef>
-        <a:effectRef idx="2">
-          <a:schemeClr val="accent1"/>
-        </a:effectRef>
-        <a:fontRef idx="minor">
-          <a:schemeClr val="lt1"/>
-        </a:fontRef>
-      </a:style>
-    </a:spDef>
-    <a:lnDef>
-      <a:spPr/>
-      <a:bodyPr/>
-      <a:lstStyle/>
-      <a:style>
-        <a:lnRef idx="2">
-          <a:schemeClr val="accent1"/>
-        </a:lnRef>
-        <a:fillRef idx="0">
-          <a:schemeClr val="accent1"/>
-        </a:fillRef>
-        <a:effectRef idx="1">
-          <a:schemeClr val="accent1"/>
-        </a:effectRef>
-        <a:fontRef idx="minor">
-          <a:schemeClr val="tx1"/>
-        </a:fontRef>
-      </a:style>
-    </a:lnDef>
-  </a:objectDefaults>
+  <a:objectDefaults/>
   <a:extraClrSchemeLst/>
+  <a:extLst>
+    <a:ext uri="{05A4C25C-085E-4340-85A3-A5531E510DB2}">
+      <thm15:themeFamily xmlns:thm15="http://schemas.microsoft.com/office/thememl/2012/main" name="Office Theme" id="{2E142A2C-CD16-42D6-873A-C26D2A0506FA}" vid="{1BDDFF52-6CD6-40A5-AB3C-68EB2F1E4D0A}"/>
+    </a:ext>
+  </a:extLst>
 </a:theme>
 </file>
--- a/visa_appendices/docx/J_architecture_diagram.docx
+++ b/visa_appendices/docx/J_architecture_diagram.docx
@@ -2,14 +2,6 @@
 <file path=word/document.xml><?xml version="1.0" encoding="utf-8"?>
 <w:document xmlns:w="http://schemas.openxmlformats.org/wordprocessingml/2006/main" xmlns:m="http://schemas.openxmlformats.org/officeDocument/2006/math" xmlns:r="http://schemas.openxmlformats.org/officeDocument/2006/relationships" xmlns:o="urn:schemas-microsoft-com:office:office" xmlns:v="urn:schemas-microsoft-com:vml" xmlns:w10="urn:schemas-microsoft-com:office:word" xmlns:a="http://schemas.openxmlformats.org/drawingml/2006/main" xmlns:pic="http://schemas.openxmlformats.org/drawingml/2006/picture" xmlns:wp="http://schemas.openxmlformats.org/drawingml/2006/wordprocessingDrawing">
   <w:body>
-    <w:p>
-      <w:pPr>
-        <w:pStyle w:val="Title"/>
-      </w:pPr>
-      <w:r>
-        <w:t xml:space="preserve">J_architecture_diagram</w:t>
-      </w:r>
-    </w:p>
     <w:bookmarkStart w:id="16" w:name="appendix-j-technology-architecture"/>
     <w:p>
       <w:pPr>

--- a/visa_appendices/docx/J_architecture_diagram.docx
+++ b/visa_appendices/docx/J_architecture_diagram.docx
@@ -1612,7 +1612,7 @@
               <w:pStyle w:val="Compact"/>
             </w:pPr>
             <w:r>
-              <w:t xml:space="preserve">Annual external pen-test (Y1 onward) by CREST-approved firm</w:t>
+              <w:t xml:space="preserve">Annual external pen-test (from Q2 Year 2) by CREST-approved firm</w:t>
             </w:r>
           </w:p>
         </w:tc>
